--- a/小野町_引継ぎ_整理済/20_総合事業ワークシート/小野町_総合事業ワークシートの確認結果_20260928.docx
+++ b/小野町_引継ぎ_整理済/20_総合事業ワークシート/小野町_総合事業ワークシートの確認結果_20260928.docx
@@ -615,7 +615,7 @@
             <w:b/>
             <w:sz w:val="22"/>
           </w:rPr>
-          <w:t xml:space="preserve">3　人材の視点　―　2030年に供給が追いつかなくなる</w:t>
+          <w:t xml:space="preserve">3　人材の視点　―　2030年に供給が追いつかなくなる見通し</w:t>
         </w:r>
         <w:r>
           <w:rPr>
@@ -1140,13 +1140,13 @@
         </w:tblCellMar>
       </w:tblPr>
       <w:tblGrid>
-        <w:gridCol w:w="1347"/>
-        <w:gridCol w:w="8291"/>
+        <w:gridCol w:w="1246"/>
+        <w:gridCol w:w="8392"/>
       </w:tblGrid>
       <w:tr>
         <w:tc>
           <w:tcPr>
-            <w:tcW w:type="dxa" w:w="1347"/>
+            <w:tcW w:type="dxa" w:w="1246"/>
             <w:shd w:val="clear" w:fill="1F3864"/>
             <w:vAlign w:val="center"/>
           </w:tcPr>
@@ -1169,7 +1169,7 @@
         </w:tc>
         <w:tc>
           <w:tcPr>
-            <w:tcW w:type="dxa" w:w="8291"/>
+            <w:tcW w:type="dxa" w:w="8392"/>
             <w:shd w:val="clear" w:fill="1F3864"/>
             <w:vAlign w:val="center"/>
           </w:tcPr>
@@ -1194,7 +1194,7 @@
       <w:tr>
         <w:tc>
           <w:tcPr>
-            <w:tcW w:type="dxa" w:w="1347"/>
+            <w:tcW w:type="dxa" w:w="1246"/>
             <w:vAlign w:val="center"/>
           </w:tcPr>
           <w:p>
@@ -1214,7 +1214,7 @@
         </w:tc>
         <w:tc>
           <w:tcPr>
-            <w:tcW w:type="dxa" w:w="8291"/>
+            <w:tcW w:type="dxa" w:w="8392"/>
             <w:vAlign w:val="center"/>
           </w:tcPr>
           <w:p>
@@ -1263,7 +1263,7 @@
       <w:tr>
         <w:tc>
           <w:tcPr>
-            <w:tcW w:type="dxa" w:w="1347"/>
+            <w:tcW w:type="dxa" w:w="1246"/>
             <w:vAlign w:val="center"/>
           </w:tcPr>
           <w:p>
@@ -1283,7 +1283,7 @@
         </w:tc>
         <w:tc>
           <w:tcPr>
-            <w:tcW w:type="dxa" w:w="8291"/>
+            <w:tcW w:type="dxa" w:w="8392"/>
             <w:vAlign w:val="center"/>
           </w:tcPr>
           <w:p>
@@ -1297,7 +1297,7 @@
                 <w:i w:val="0"/>
                 <w:sz w:val="22"/>
               </w:rPr>
-              <w:t>小野町は訪問型サービスB・通所型サービスB（住民主体によるサービス）を実施していることが分かりました。</w:t>
+              <w:t>小野町には訪問型サービスB・通所型サービスB（住民主体によるサービス）が置かれています。</w:t>
             </w:r>
             <w:r>
               <w:rPr>
@@ -1306,7 +1306,7 @@
                 <w:i w:val="0"/>
                 <w:sz w:val="22"/>
               </w:rPr>
-              <w:t>国の調査に「実施の有無＝有」と回答されています。</w:t>
+              <w:t>国の調査に「実施の有無＝有」（令和元年度〜令和3年度）と回答され、</w:t>
             </w:r>
             <w:r>
               <w:rPr>
@@ -1315,7 +1315,16 @@
                 <w:i w:val="0"/>
                 <w:sz w:val="22"/>
               </w:rPr>
-              <w:t>これまで実施の有無が確認できていなかったものが判明しました</w:t>
+              <w:t>市町村内の事業所（団体）数は平成29年度から令和4年度まで各1で一貫しています。</w:t>
+            </w:r>
+            <w:r>
+              <w:rPr>
+                <w:rFonts w:ascii="BIZ UDPゴシック" w:hAnsi="BIZ UDPゴシック" w:eastAsia="BIZ UDPゴシック"/>
+                <w:b/>
+                <w:i w:val="0"/>
+                <w:sz w:val="22"/>
+              </w:rPr>
+              <w:t>ただし令和4年度・令和5年度の実施の有無は無回答で、令和5年度の利用者数は訪問型B 24人に対し通所型Bは0人です。現在も実施しているかは町にご確認ください</w:t>
             </w:r>
             <w:r>
               <w:rPr>
@@ -1332,7 +1341,7 @@
       <w:tr>
         <w:tc>
           <w:tcPr>
-            <w:tcW w:type="dxa" w:w="1347"/>
+            <w:tcW w:type="dxa" w:w="1246"/>
             <w:vAlign w:val="center"/>
           </w:tcPr>
           <w:p>
@@ -1352,7 +1361,7 @@
         </w:tc>
         <w:tc>
           <w:tcPr>
-            <w:tcW w:type="dxa" w:w="8291"/>
+            <w:tcW w:type="dxa" w:w="8392"/>
             <w:vAlign w:val="center"/>
           </w:tcPr>
           <w:p>
@@ -1366,7 +1375,7 @@
                 <w:i w:val="0"/>
                 <w:sz w:val="22"/>
               </w:rPr>
-              <w:t>ただし、調査への回答は年度ごとにばらつきが大きく、そのままでは時系列の比較に使えません。</w:t>
+              <w:t>調査への回答には、そのままでは使えない不整合が3つあります。</w:t>
             </w:r>
             <w:r>
               <w:rPr>
@@ -1375,7 +1384,43 @@
                 <w:i w:val="0"/>
                 <w:sz w:val="22"/>
               </w:rPr>
-              <w:t>従前相当サービスの利用者数がほとんど空欄で、実人数と延べ人数が同じ年があり、サービスBの人数が408人→24人→150人→24人と激しく振れています（第2章3）</w:t>
+              <w:t>①従前相当サービスの利用者数がほとんど空欄で、実人数と延べ人数が同じ年があり、サービスBの人数が408人→24人→150人→24人と激しく振れています。②</w:t>
+            </w:r>
+            <w:r>
+              <w:rPr>
+                <w:rFonts w:ascii="BIZ UDPゴシック" w:hAnsi="BIZ UDPゴシック" w:eastAsia="BIZ UDPゴシック"/>
+                <w:b/>
+                <w:i w:val="0"/>
+                <w:sz w:val="22"/>
+              </w:rPr>
+              <w:t>従前相当サービスの実施の有無が令和3年度は「無」ですが、令和5年度の利用者数は訪問型23人・通所型54人あり、国保連月報にも毎月の実績があります。</w:t>
+            </w:r>
+            <w:r>
+              <w:rPr>
+                <w:rFonts w:ascii="BIZ UDPゴシック" w:hAnsi="BIZ UDPゴシック" w:eastAsia="BIZ UDPゴシック"/>
+                <w:b w:val="0"/>
+                <w:i w:val="0"/>
+                <w:sz w:val="22"/>
+              </w:rPr>
+              <w:t>③介護予防ケアマネジメントAの実施の有無が令和4年度だけ「無」ですが、同年度の実施件数は52件です。</w:t>
+            </w:r>
+            <w:r>
+              <w:rPr>
+                <w:rFonts w:ascii="BIZ UDPゴシック" w:hAnsi="BIZ UDPゴシック" w:eastAsia="BIZ UDPゴシック"/>
+                <w:b/>
+                <w:i w:val="0"/>
+                <w:sz w:val="22"/>
+              </w:rPr>
+              <w:t>②③は回答そのものの誤りとみられます</w:t>
+            </w:r>
+            <w:r>
+              <w:rPr>
+                <w:rFonts w:ascii="BIZ UDPゴシック" w:hAnsi="BIZ UDPゴシック" w:eastAsia="BIZ UDPゴシック"/>
+                <w:b w:val="0"/>
+                <w:i w:val="0"/>
+                <w:sz w:val="22"/>
+              </w:rPr>
+              <w:t>（第2章3）</w:t>
             </w:r>
           </w:p>
         </w:tc>
@@ -1383,7 +1428,7 @@
       <w:tr>
         <w:tc>
           <w:tcPr>
-            <w:tcW w:type="dxa" w:w="1347"/>
+            <w:tcW w:type="dxa" w:w="1246"/>
             <w:vAlign w:val="center"/>
           </w:tcPr>
           <w:p>
@@ -1403,7 +1448,7 @@
         </w:tc>
         <w:tc>
           <w:tcPr>
-            <w:tcW w:type="dxa" w:w="8291"/>
+            <w:tcW w:type="dxa" w:w="8392"/>
             <w:vAlign w:val="center"/>
           </w:tcPr>
           <w:p>
@@ -1417,7 +1462,7 @@
                 <w:i w:val="0"/>
                 <w:sz w:val="22"/>
               </w:rPr>
-              <w:t>人材の視点では、2030年に供給が需要に追いつかない見通しになります。</w:t>
+              <w:t>人材の視点では、2030年に供給が需要に追いつかなくなる見通しです。</w:t>
             </w:r>
             <w:r>
               <w:rPr>
@@ -1435,7 +1480,16 @@
                 <w:i w:val="0"/>
                 <w:sz w:val="22"/>
               </w:rPr>
-              <w:t>第10期（令和9〜11年度）はまだ持ちますが、その直後から効いてきます</w:t>
+              <w:t>ただしこれは、介護人材が生産年齢人口に比例して減ること、2020年時点では過不足がないことを置いた、ワークシートの考え方による試算です。</w:t>
+            </w:r>
+            <w:r>
+              <w:rPr>
+                <w:rFonts w:ascii="BIZ UDPゴシック" w:hAnsi="BIZ UDPゴシック" w:eastAsia="BIZ UDPゴシック"/>
+                <w:b/>
+                <w:i w:val="0"/>
+                <w:sz w:val="22"/>
+              </w:rPr>
+              <w:t>町の介護人材の実数を数えたものではありません</w:t>
             </w:r>
             <w:r>
               <w:rPr>
@@ -1452,7 +1506,7 @@
       <w:tr>
         <w:tc>
           <w:tcPr>
-            <w:tcW w:type="dxa" w:w="1347"/>
+            <w:tcW w:type="dxa" w:w="1246"/>
             <w:vAlign w:val="center"/>
           </w:tcPr>
           <w:p>
@@ -1472,7 +1526,7 @@
         </w:tc>
         <w:tc>
           <w:tcPr>
-            <w:tcW w:type="dxa" w:w="8291"/>
+            <w:tcW w:type="dxa" w:w="8392"/>
             <w:vAlign w:val="center"/>
           </w:tcPr>
           <w:p>
@@ -1521,7 +1575,7 @@
       <w:tr>
         <w:tc>
           <w:tcPr>
-            <w:tcW w:type="dxa" w:w="1347"/>
+            <w:tcW w:type="dxa" w:w="1246"/>
             <w:vAlign w:val="center"/>
           </w:tcPr>
           <w:p>
@@ -1541,7 +1595,7 @@
         </w:tc>
         <w:tc>
           <w:tcPr>
-            <w:tcW w:type="dxa" w:w="8291"/>
+            <w:tcW w:type="dxa" w:w="8392"/>
             <w:vAlign w:val="center"/>
           </w:tcPr>
           <w:p>
@@ -1590,7 +1644,7 @@
       <w:tr>
         <w:tc>
           <w:tcPr>
-            <w:tcW w:type="dxa" w:w="1347"/>
+            <w:tcW w:type="dxa" w:w="1246"/>
             <w:vAlign w:val="center"/>
           </w:tcPr>
           <w:p>
@@ -1610,7 +1664,7 @@
         </w:tc>
         <w:tc>
           <w:tcPr>
-            <w:tcW w:type="dxa" w:w="8291"/>
+            <w:tcW w:type="dxa" w:w="8392"/>
             <w:vAlign w:val="center"/>
           </w:tcPr>
           <w:p>
@@ -1624,7 +1678,7 @@
                 <w:i w:val="0"/>
                 <w:sz w:val="22"/>
               </w:rPr>
-              <w:t>ワークシートの将来推計人口が、見える化システムの第1号被保険者数と完全に一致することを確かめました。</w:t>
+              <w:t>ワークシートの65歳以上人口が、見える化システムの人口指標（A2 高齢者数）と1人まで一致することを確かめました。</w:t>
             </w:r>
             <w:r>
               <w:rPr>
@@ -1642,7 +1696,16 @@
                 <w:i w:val="0"/>
                 <w:sz w:val="22"/>
               </w:rPr>
-              <w:t>どちらも社人研の令和5年推計によるもので、算定の土台は揺らぎません</w:t>
+              <w:t>どちらも社人研の令和5年推計によるもので、出所が同じことの裏づけです。</w:t>
+            </w:r>
+            <w:r>
+              <w:rPr>
+                <w:rFonts w:ascii="BIZ UDPゴシック" w:hAnsi="BIZ UDPゴシック" w:eastAsia="BIZ UDPゴシック"/>
+                <w:b/>
+                <w:i w:val="0"/>
+                <w:sz w:val="22"/>
+              </w:rPr>
+              <w:t>なお、保険料算定に用いている第1号被保険者数は町のコーホート変化率法による別系列（令和9年度3,438人）であり、この一致は保険料算定そのものを裏づけるものではありません</w:t>
             </w:r>
             <w:r>
               <w:rPr>
@@ -4410,7 +4473,7 @@
           <w:i w:val="0"/>
           <w:sz w:val="24"/>
         </w:rPr>
-        <w:t>この65歳以上人口が、見える化システムが第1号被保険者数として用いている値と完全に一致します。</w:t>
+        <w:t>この65歳以上人口は、見える化システムの人口指標（A2 高齢者数）と1人まで一致します。</w:t>
       </w:r>
       <w:r>
         <w:rPr>
@@ -4428,7 +4491,48 @@
           <w:i w:val="0"/>
           <w:sz w:val="24"/>
         </w:rPr>
-        <w:t>どちらも同じ推計によるものであり、保険料算定の土台は揺らぎません。</w:t>
+        <w:t>どちらも社人研の令和5年推計を表示しているためで、出所が同じことの裏づけになります。</w:t>
+      </w:r>
+    </w:p>
+    <w:p>
+      <w:pPr>
+        <w:spacing w:before="60" w:after="60"/>
+      </w:pPr>
+      <w:r>
+        <w:rPr>
+          <w:rFonts w:ascii="BIZ UDPゴシック" w:hAnsi="BIZ UDPゴシック" w:eastAsia="BIZ UDPゴシック"/>
+          <w:b/>
+          <w:i w:val="0"/>
+          <w:sz w:val="24"/>
+        </w:rPr>
+        <w:t>ただし、本計画の保険料算定に用いている第1号被保険者数は、これとは別の系列です。</w:t>
+      </w:r>
+      <w:r>
+        <w:rPr>
+          <w:rFonts w:ascii="BIZ UDPゴシック" w:hAnsi="BIZ UDPゴシック" w:eastAsia="BIZ UDPゴシック"/>
+          <w:b w:val="0"/>
+          <w:i w:val="0"/>
+          <w:sz w:val="24"/>
+        </w:rPr>
+        <w:t>算定には町から受領した第10期将来推計用推計人口（コーホート変化率法・年度ベース）を用いており、令和9年度3,438人・令和10年度3,428人・令和11年度3,418人です。</w:t>
+      </w:r>
+      <w:r>
+        <w:rPr>
+          <w:rFonts w:ascii="BIZ UDPゴシック" w:hAnsi="BIZ UDPゴシック" w:eastAsia="BIZ UDPゴシック"/>
+          <w:b/>
+          <w:i w:val="0"/>
+          <w:sz w:val="24"/>
+        </w:rPr>
+        <w:t>社人研推計は暦年ベースで2030年（令和12年）3,406人ですから、水準はおおむね揃っていますが同じ値ではありません。</w:t>
+      </w:r>
+      <w:r>
+        <w:rPr>
+          <w:rFonts w:ascii="BIZ UDPゴシック" w:hAnsi="BIZ UDPゴシック" w:eastAsia="BIZ UDPゴシック"/>
+          <w:b/>
+          <w:i w:val="0"/>
+          <w:sz w:val="24"/>
+        </w:rPr>
+        <w:t>上の一致は、ワークシートと見える化が同じ出典を引いていることを示すものであって、保険料算定そのものを裏づけるものではありません。</w:t>
       </w:r>
     </w:p>
     <w:p>
@@ -6994,16 +7098,17 @@
         </w:tblCellMar>
       </w:tblPr>
       <w:tblGrid>
-        <w:gridCol w:w="2976"/>
-        <w:gridCol w:w="1665"/>
-        <w:gridCol w:w="1665"/>
-        <w:gridCol w:w="1665"/>
-        <w:gridCol w:w="1665"/>
+        <w:gridCol w:w="2347"/>
+        <w:gridCol w:w="1458"/>
+        <w:gridCol w:w="1458"/>
+        <w:gridCol w:w="1458"/>
+        <w:gridCol w:w="1458"/>
+        <w:gridCol w:w="1458"/>
       </w:tblGrid>
       <w:tr>
         <w:tc>
           <w:tcPr>
-            <w:tcW w:type="dxa" w:w="2976"/>
+            <w:tcW w:type="dxa" w:w="2347"/>
             <w:shd w:val="clear" w:fill="1F3864"/>
             <w:vAlign w:val="center"/>
           </w:tcPr>
@@ -7026,7 +7131,7 @@
         </w:tc>
         <w:tc>
           <w:tcPr>
-            <w:tcW w:type="dxa" w:w="1665"/>
+            <w:tcW w:type="dxa" w:w="1458"/>
             <w:shd w:val="clear" w:fill="1F3864"/>
             <w:vAlign w:val="center"/>
           </w:tcPr>
@@ -7049,7 +7154,7 @@
         </w:tc>
         <w:tc>
           <w:tcPr>
-            <w:tcW w:type="dxa" w:w="1665"/>
+            <w:tcW w:type="dxa" w:w="1458"/>
             <w:shd w:val="clear" w:fill="1F3864"/>
             <w:vAlign w:val="center"/>
           </w:tcPr>
@@ -7072,7 +7177,7 @@
         </w:tc>
         <w:tc>
           <w:tcPr>
-            <w:tcW w:type="dxa" w:w="1665"/>
+            <w:tcW w:type="dxa" w:w="1458"/>
             <w:shd w:val="clear" w:fill="1F3864"/>
             <w:vAlign w:val="center"/>
           </w:tcPr>
@@ -7095,7 +7200,30 @@
         </w:tc>
         <w:tc>
           <w:tcPr>
-            <w:tcW w:type="dxa" w:w="1665"/>
+            <w:tcW w:type="dxa" w:w="1458"/>
+            <w:shd w:val="clear" w:fill="1F3864"/>
+            <w:vAlign w:val="center"/>
+          </w:tcPr>
+          <w:p>
+            <w:pPr>
+              <w:spacing w:before="20" w:after="20"/>
+              <w:jc w:val="center"/>
+            </w:pPr>
+            <w:r>
+              <w:rPr>
+                <w:rFonts w:ascii="BIZ UDPゴシック" w:hAnsi="BIZ UDPゴシック" w:eastAsia="BIZ UDPゴシック"/>
+                <w:b/>
+                <w:i w:val="0"/>
+                <w:color w:val="FFFFFF"/>
+                <w:sz w:val="22"/>
+              </w:rPr>
+              <w:t>令和4</w:t>
+            </w:r>
+          </w:p>
+        </w:tc>
+        <w:tc>
+          <w:tcPr>
+            <w:tcW w:type="dxa" w:w="1458"/>
             <w:shd w:val="clear" w:fill="1F3864"/>
             <w:vAlign w:val="center"/>
           </w:tcPr>
@@ -7120,7 +7248,7 @@
       <w:tr>
         <w:tc>
           <w:tcPr>
-            <w:tcW w:type="dxa" w:w="2976"/>
+            <w:tcW w:type="dxa" w:w="2347"/>
             <w:vAlign w:val="center"/>
           </w:tcPr>
           <w:p>
@@ -7140,7 +7268,7 @@
         </w:tc>
         <w:tc>
           <w:tcPr>
-            <w:tcW w:type="dxa" w:w="1665"/>
+            <w:tcW w:type="dxa" w:w="1458"/>
             <w:vAlign w:val="center"/>
           </w:tcPr>
           <w:p>
@@ -7161,7 +7289,7 @@
         </w:tc>
         <w:tc>
           <w:tcPr>
-            <w:tcW w:type="dxa" w:w="1665"/>
+            <w:tcW w:type="dxa" w:w="1458"/>
             <w:vAlign w:val="center"/>
           </w:tcPr>
           <w:p>
@@ -7182,7 +7310,7 @@
         </w:tc>
         <w:tc>
           <w:tcPr>
-            <w:tcW w:type="dxa" w:w="1665"/>
+            <w:tcW w:type="dxa" w:w="1458"/>
             <w:vAlign w:val="center"/>
           </w:tcPr>
           <w:p>
@@ -7203,7 +7331,28 @@
         </w:tc>
         <w:tc>
           <w:tcPr>
-            <w:tcW w:type="dxa" w:w="1665"/>
+            <w:tcW w:type="dxa" w:w="1458"/>
+            <w:vAlign w:val="center"/>
+          </w:tcPr>
+          <w:p>
+            <w:pPr>
+              <w:spacing w:before="20" w:after="20"/>
+              <w:jc w:val="right"/>
+            </w:pPr>
+            <w:r>
+              <w:rPr>
+                <w:rFonts w:ascii="BIZ UDPゴシック" w:hAnsi="BIZ UDPゴシック" w:eastAsia="BIZ UDPゴシック"/>
+                <w:b w:val="0"/>
+                <w:i w:val="0"/>
+                <w:sz w:val="22"/>
+              </w:rPr>
+              <w:t>―</w:t>
+            </w:r>
+          </w:p>
+        </w:tc>
+        <w:tc>
+          <w:tcPr>
+            <w:tcW w:type="dxa" w:w="1458"/>
             <w:vAlign w:val="center"/>
           </w:tcPr>
           <w:p>
@@ -7226,7 +7375,7 @@
       <w:tr>
         <w:tc>
           <w:tcPr>
-            <w:tcW w:type="dxa" w:w="2976"/>
+            <w:tcW w:type="dxa" w:w="2347"/>
             <w:vAlign w:val="center"/>
           </w:tcPr>
           <w:p>
@@ -7246,7 +7395,7 @@
         </w:tc>
         <w:tc>
           <w:tcPr>
-            <w:tcW w:type="dxa" w:w="1665"/>
+            <w:tcW w:type="dxa" w:w="1458"/>
             <w:vAlign w:val="center"/>
           </w:tcPr>
           <w:p>
@@ -7267,7 +7416,7 @@
         </w:tc>
         <w:tc>
           <w:tcPr>
-            <w:tcW w:type="dxa" w:w="1665"/>
+            <w:tcW w:type="dxa" w:w="1458"/>
             <w:vAlign w:val="center"/>
           </w:tcPr>
           <w:p>
@@ -7288,7 +7437,7 @@
         </w:tc>
         <w:tc>
           <w:tcPr>
-            <w:tcW w:type="dxa" w:w="1665"/>
+            <w:tcW w:type="dxa" w:w="1458"/>
             <w:vAlign w:val="center"/>
           </w:tcPr>
           <w:p>
@@ -7309,7 +7458,28 @@
         </w:tc>
         <w:tc>
           <w:tcPr>
-            <w:tcW w:type="dxa" w:w="1665"/>
+            <w:tcW w:type="dxa" w:w="1458"/>
+            <w:vAlign w:val="center"/>
+          </w:tcPr>
+          <w:p>
+            <w:pPr>
+              <w:spacing w:before="20" w:after="20"/>
+              <w:jc w:val="right"/>
+            </w:pPr>
+            <w:r>
+              <w:rPr>
+                <w:rFonts w:ascii="BIZ UDPゴシック" w:hAnsi="BIZ UDPゴシック" w:eastAsia="BIZ UDPゴシック"/>
+                <w:b w:val="0"/>
+                <w:i w:val="0"/>
+                <w:sz w:val="22"/>
+              </w:rPr>
+              <w:t>―</w:t>
+            </w:r>
+          </w:p>
+        </w:tc>
+        <w:tc>
+          <w:tcPr>
+            <w:tcW w:type="dxa" w:w="1458"/>
             <w:vAlign w:val="center"/>
           </w:tcPr>
           <w:p>
@@ -7332,7 +7502,7 @@
       <w:tr>
         <w:tc>
           <w:tcPr>
-            <w:tcW w:type="dxa" w:w="2976"/>
+            <w:tcW w:type="dxa" w:w="2347"/>
             <w:vAlign w:val="center"/>
           </w:tcPr>
           <w:p>
@@ -7352,7 +7522,7 @@
         </w:tc>
         <w:tc>
           <w:tcPr>
-            <w:tcW w:type="dxa" w:w="1665"/>
+            <w:tcW w:type="dxa" w:w="1458"/>
             <w:vAlign w:val="center"/>
           </w:tcPr>
           <w:p>
@@ -7373,7 +7543,7 @@
         </w:tc>
         <w:tc>
           <w:tcPr>
-            <w:tcW w:type="dxa" w:w="1665"/>
+            <w:tcW w:type="dxa" w:w="1458"/>
             <w:vAlign w:val="center"/>
           </w:tcPr>
           <w:p>
@@ -7394,7 +7564,7 @@
         </w:tc>
         <w:tc>
           <w:tcPr>
-            <w:tcW w:type="dxa" w:w="1665"/>
+            <w:tcW w:type="dxa" w:w="1458"/>
             <w:vAlign w:val="center"/>
           </w:tcPr>
           <w:p>
@@ -7415,7 +7585,28 @@
         </w:tc>
         <w:tc>
           <w:tcPr>
-            <w:tcW w:type="dxa" w:w="1665"/>
+            <w:tcW w:type="dxa" w:w="1458"/>
+            <w:vAlign w:val="center"/>
+          </w:tcPr>
+          <w:p>
+            <w:pPr>
+              <w:spacing w:before="20" w:after="20"/>
+              <w:jc w:val="right"/>
+            </w:pPr>
+            <w:r>
+              <w:rPr>
+                <w:rFonts w:ascii="BIZ UDPゴシック" w:hAnsi="BIZ UDPゴシック" w:eastAsia="BIZ UDPゴシック"/>
+                <w:b w:val="0"/>
+                <w:i w:val="0"/>
+                <w:sz w:val="22"/>
+              </w:rPr>
+              <w:t>―</w:t>
+            </w:r>
+          </w:p>
+        </w:tc>
+        <w:tc>
+          <w:tcPr>
+            <w:tcW w:type="dxa" w:w="1458"/>
             <w:vAlign w:val="center"/>
           </w:tcPr>
           <w:p>
@@ -7438,7 +7629,7 @@
       <w:tr>
         <w:tc>
           <w:tcPr>
-            <w:tcW w:type="dxa" w:w="2976"/>
+            <w:tcW w:type="dxa" w:w="2347"/>
             <w:vAlign w:val="center"/>
           </w:tcPr>
           <w:p>
@@ -7452,13 +7643,13 @@
                 <w:i w:val="0"/>
                 <w:sz w:val="22"/>
               </w:rPr>
-              <w:t>通所型　従前相当</w:t>
-            </w:r>
-          </w:p>
-        </w:tc>
-        <w:tc>
-          <w:tcPr>
-            <w:tcW w:type="dxa" w:w="1665"/>
+              <w:t>訪問型サービスC（短期集中）</w:t>
+            </w:r>
+          </w:p>
+        </w:tc>
+        <w:tc>
+          <w:tcPr>
+            <w:tcW w:type="dxa" w:w="1458"/>
             <w:vAlign w:val="center"/>
           </w:tcPr>
           <w:p>
@@ -7469,17 +7660,17 @@
             <w:r>
               <w:rPr>
                 <w:rFonts w:ascii="BIZ UDPゴシック" w:hAnsi="BIZ UDPゴシック" w:eastAsia="BIZ UDPゴシック"/>
-                <w:b/>
-                <w:i w:val="0"/>
-                <w:sz w:val="22"/>
-              </w:rPr>
-              <w:t>有</w:t>
-            </w:r>
-          </w:p>
-        </w:tc>
-        <w:tc>
-          <w:tcPr>
-            <w:tcW w:type="dxa" w:w="1665"/>
+                <w:b w:val="0"/>
+                <w:i w:val="0"/>
+                <w:sz w:val="22"/>
+              </w:rPr>
+              <w:t>無</w:t>
+            </w:r>
+          </w:p>
+        </w:tc>
+        <w:tc>
+          <w:tcPr>
+            <w:tcW w:type="dxa" w:w="1458"/>
             <w:vAlign w:val="center"/>
           </w:tcPr>
           <w:p>
@@ -7500,7 +7691,7 @@
         </w:tc>
         <w:tc>
           <w:tcPr>
-            <w:tcW w:type="dxa" w:w="1665"/>
+            <w:tcW w:type="dxa" w:w="1458"/>
             <w:vAlign w:val="center"/>
           </w:tcPr>
           <w:p>
@@ -7521,7 +7712,28 @@
         </w:tc>
         <w:tc>
           <w:tcPr>
-            <w:tcW w:type="dxa" w:w="1665"/>
+            <w:tcW w:type="dxa" w:w="1458"/>
+            <w:vAlign w:val="center"/>
+          </w:tcPr>
+          <w:p>
+            <w:pPr>
+              <w:spacing w:before="20" w:after="20"/>
+              <w:jc w:val="right"/>
+            </w:pPr>
+            <w:r>
+              <w:rPr>
+                <w:rFonts w:ascii="BIZ UDPゴシック" w:hAnsi="BIZ UDPゴシック" w:eastAsia="BIZ UDPゴシック"/>
+                <w:b w:val="0"/>
+                <w:i w:val="0"/>
+                <w:sz w:val="22"/>
+              </w:rPr>
+              <w:t>―</w:t>
+            </w:r>
+          </w:p>
+        </w:tc>
+        <w:tc>
+          <w:tcPr>
+            <w:tcW w:type="dxa" w:w="1458"/>
             <w:vAlign w:val="center"/>
           </w:tcPr>
           <w:p>
@@ -7544,7 +7756,7 @@
       <w:tr>
         <w:tc>
           <w:tcPr>
-            <w:tcW w:type="dxa" w:w="2976"/>
+            <w:tcW w:type="dxa" w:w="2347"/>
             <w:vAlign w:val="center"/>
           </w:tcPr>
           <w:p>
@@ -7558,13 +7770,13 @@
                 <w:i w:val="0"/>
                 <w:sz w:val="22"/>
               </w:rPr>
-              <w:t>通所型サービスA</w:t>
-            </w:r>
-          </w:p>
-        </w:tc>
-        <w:tc>
-          <w:tcPr>
-            <w:tcW w:type="dxa" w:w="1665"/>
+              <w:t>訪問型サービスD（移動支援）</w:t>
+            </w:r>
+          </w:p>
+        </w:tc>
+        <w:tc>
+          <w:tcPr>
+            <w:tcW w:type="dxa" w:w="1458"/>
             <w:vAlign w:val="center"/>
           </w:tcPr>
           <w:p>
@@ -7585,7 +7797,7 @@
         </w:tc>
         <w:tc>
           <w:tcPr>
-            <w:tcW w:type="dxa" w:w="1665"/>
+            <w:tcW w:type="dxa" w:w="1458"/>
             <w:vAlign w:val="center"/>
           </w:tcPr>
           <w:p>
@@ -7606,7 +7818,7 @@
         </w:tc>
         <w:tc>
           <w:tcPr>
-            <w:tcW w:type="dxa" w:w="1665"/>
+            <w:tcW w:type="dxa" w:w="1458"/>
             <w:vAlign w:val="center"/>
           </w:tcPr>
           <w:p>
@@ -7627,7 +7839,28 @@
         </w:tc>
         <w:tc>
           <w:tcPr>
-            <w:tcW w:type="dxa" w:w="1665"/>
+            <w:tcW w:type="dxa" w:w="1458"/>
+            <w:vAlign w:val="center"/>
+          </w:tcPr>
+          <w:p>
+            <w:pPr>
+              <w:spacing w:before="20" w:after="20"/>
+              <w:jc w:val="right"/>
+            </w:pPr>
+            <w:r>
+              <w:rPr>
+                <w:rFonts w:ascii="BIZ UDPゴシック" w:hAnsi="BIZ UDPゴシック" w:eastAsia="BIZ UDPゴシック"/>
+                <w:b w:val="0"/>
+                <w:i w:val="0"/>
+                <w:sz w:val="22"/>
+              </w:rPr>
+              <w:t>―</w:t>
+            </w:r>
+          </w:p>
+        </w:tc>
+        <w:tc>
+          <w:tcPr>
+            <w:tcW w:type="dxa" w:w="1458"/>
             <w:vAlign w:val="center"/>
           </w:tcPr>
           <w:p>
@@ -7650,12 +7883,33 @@
       <w:tr>
         <w:tc>
           <w:tcPr>
-            <w:tcW w:type="dxa" w:w="2976"/>
-            <w:vAlign w:val="center"/>
-          </w:tcPr>
-          <w:p>
-            <w:pPr>
-              <w:spacing w:before="20" w:after="20"/>
+            <w:tcW w:type="dxa" w:w="2347"/>
+            <w:vAlign w:val="center"/>
+          </w:tcPr>
+          <w:p>
+            <w:pPr>
+              <w:spacing w:before="20" w:after="20"/>
+            </w:pPr>
+            <w:r>
+              <w:rPr>
+                <w:rFonts w:ascii="BIZ UDPゴシック" w:hAnsi="BIZ UDPゴシック" w:eastAsia="BIZ UDPゴシック"/>
+                <w:b w:val="0"/>
+                <w:i w:val="0"/>
+                <w:sz w:val="22"/>
+              </w:rPr>
+              <w:t>通所型　従前相当</w:t>
+            </w:r>
+          </w:p>
+        </w:tc>
+        <w:tc>
+          <w:tcPr>
+            <w:tcW w:type="dxa" w:w="1458"/>
+            <w:vAlign w:val="center"/>
+          </w:tcPr>
+          <w:p>
+            <w:pPr>
+              <w:spacing w:before="20" w:after="20"/>
+              <w:jc w:val="right"/>
             </w:pPr>
             <w:r>
               <w:rPr>
@@ -7664,13 +7918,13 @@
                 <w:i w:val="0"/>
                 <w:sz w:val="22"/>
               </w:rPr>
-              <w:t>通所型サービスB（住民主体）</w:t>
-            </w:r>
-          </w:p>
-        </w:tc>
-        <w:tc>
-          <w:tcPr>
-            <w:tcW w:type="dxa" w:w="1665"/>
+              <w:t>有</w:t>
+            </w:r>
+          </w:p>
+        </w:tc>
+        <w:tc>
+          <w:tcPr>
+            <w:tcW w:type="dxa" w:w="1458"/>
             <w:vAlign w:val="center"/>
           </w:tcPr>
           <w:p>
@@ -7681,17 +7935,17 @@
             <w:r>
               <w:rPr>
                 <w:rFonts w:ascii="BIZ UDPゴシック" w:hAnsi="BIZ UDPゴシック" w:eastAsia="BIZ UDPゴシック"/>
-                <w:b/>
-                <w:i w:val="0"/>
-                <w:sz w:val="22"/>
-              </w:rPr>
-              <w:t>有</w:t>
-            </w:r>
-          </w:p>
-        </w:tc>
-        <w:tc>
-          <w:tcPr>
-            <w:tcW w:type="dxa" w:w="1665"/>
+                <w:b w:val="0"/>
+                <w:i w:val="0"/>
+                <w:sz w:val="22"/>
+              </w:rPr>
+              <w:t>―</w:t>
+            </w:r>
+          </w:p>
+        </w:tc>
+        <w:tc>
+          <w:tcPr>
+            <w:tcW w:type="dxa" w:w="1458"/>
             <w:vAlign w:val="center"/>
           </w:tcPr>
           <w:p>
@@ -7702,17 +7956,17 @@
             <w:r>
               <w:rPr>
                 <w:rFonts w:ascii="BIZ UDPゴシック" w:hAnsi="BIZ UDPゴシック" w:eastAsia="BIZ UDPゴシック"/>
-                <w:b/>
-                <w:i w:val="0"/>
-                <w:sz w:val="22"/>
-              </w:rPr>
-              <w:t>有</w:t>
-            </w:r>
-          </w:p>
-        </w:tc>
-        <w:tc>
-          <w:tcPr>
-            <w:tcW w:type="dxa" w:w="1665"/>
+                <w:b w:val="0"/>
+                <w:i w:val="0"/>
+                <w:sz w:val="22"/>
+              </w:rPr>
+              <w:t>無</w:t>
+            </w:r>
+          </w:p>
+        </w:tc>
+        <w:tc>
+          <w:tcPr>
+            <w:tcW w:type="dxa" w:w="1458"/>
             <w:vAlign w:val="center"/>
           </w:tcPr>
           <w:p>
@@ -7723,17 +7977,17 @@
             <w:r>
               <w:rPr>
                 <w:rFonts w:ascii="BIZ UDPゴシック" w:hAnsi="BIZ UDPゴシック" w:eastAsia="BIZ UDPゴシック"/>
-                <w:b/>
-                <w:i w:val="0"/>
-                <w:sz w:val="22"/>
-              </w:rPr>
-              <w:t>有</w:t>
-            </w:r>
-          </w:p>
-        </w:tc>
-        <w:tc>
-          <w:tcPr>
-            <w:tcW w:type="dxa" w:w="1665"/>
+                <w:b w:val="0"/>
+                <w:i w:val="0"/>
+                <w:sz w:val="22"/>
+              </w:rPr>
+              <w:t>―</w:t>
+            </w:r>
+          </w:p>
+        </w:tc>
+        <w:tc>
+          <w:tcPr>
+            <w:tcW w:type="dxa" w:w="1458"/>
             <w:vAlign w:val="center"/>
           </w:tcPr>
           <w:p>
@@ -7756,7 +8010,7 @@
       <w:tr>
         <w:tc>
           <w:tcPr>
-            <w:tcW w:type="dxa" w:w="2976"/>
+            <w:tcW w:type="dxa" w:w="2347"/>
             <w:vAlign w:val="center"/>
           </w:tcPr>
           <w:p>
@@ -7770,13 +8024,13 @@
                 <w:i w:val="0"/>
                 <w:sz w:val="22"/>
               </w:rPr>
-              <w:t>介護予防ケアマネジメントA</w:t>
-            </w:r>
-          </w:p>
-        </w:tc>
-        <w:tc>
-          <w:tcPr>
-            <w:tcW w:type="dxa" w:w="1665"/>
+              <w:t>通所型サービスA</w:t>
+            </w:r>
+          </w:p>
+        </w:tc>
+        <w:tc>
+          <w:tcPr>
+            <w:tcW w:type="dxa" w:w="1458"/>
             <w:vAlign w:val="center"/>
           </w:tcPr>
           <w:p>
@@ -7787,17 +8041,17 @@
             <w:r>
               <w:rPr>
                 <w:rFonts w:ascii="BIZ UDPゴシック" w:hAnsi="BIZ UDPゴシック" w:eastAsia="BIZ UDPゴシック"/>
-                <w:b/>
-                <w:i w:val="0"/>
-                <w:sz w:val="22"/>
-              </w:rPr>
-              <w:t>有</w:t>
-            </w:r>
-          </w:p>
-        </w:tc>
-        <w:tc>
-          <w:tcPr>
-            <w:tcW w:type="dxa" w:w="1665"/>
+                <w:b w:val="0"/>
+                <w:i w:val="0"/>
+                <w:sz w:val="22"/>
+              </w:rPr>
+              <w:t>無</w:t>
+            </w:r>
+          </w:p>
+        </w:tc>
+        <w:tc>
+          <w:tcPr>
+            <w:tcW w:type="dxa" w:w="1458"/>
             <w:vAlign w:val="center"/>
           </w:tcPr>
           <w:p>
@@ -7818,7 +8072,7 @@
         </w:tc>
         <w:tc>
           <w:tcPr>
-            <w:tcW w:type="dxa" w:w="1665"/>
+            <w:tcW w:type="dxa" w:w="1458"/>
             <w:vAlign w:val="center"/>
           </w:tcPr>
           <w:p>
@@ -7829,17 +8083,17 @@
             <w:r>
               <w:rPr>
                 <w:rFonts w:ascii="BIZ UDPゴシック" w:hAnsi="BIZ UDPゴシック" w:eastAsia="BIZ UDPゴシック"/>
-                <w:b/>
-                <w:i w:val="0"/>
-                <w:sz w:val="22"/>
-              </w:rPr>
-              <w:t>有</w:t>
-            </w:r>
-          </w:p>
-        </w:tc>
-        <w:tc>
-          <w:tcPr>
-            <w:tcW w:type="dxa" w:w="1665"/>
+                <w:b w:val="0"/>
+                <w:i w:val="0"/>
+                <w:sz w:val="22"/>
+              </w:rPr>
+              <w:t>無</w:t>
+            </w:r>
+          </w:p>
+        </w:tc>
+        <w:tc>
+          <w:tcPr>
+            <w:tcW w:type="dxa" w:w="1458"/>
             <w:vAlign w:val="center"/>
           </w:tcPr>
           <w:p>
@@ -7850,11 +8104,32 @@
             <w:r>
               <w:rPr>
                 <w:rFonts w:ascii="BIZ UDPゴシック" w:hAnsi="BIZ UDPゴシック" w:eastAsia="BIZ UDPゴシック"/>
-                <w:b/>
-                <w:i w:val="0"/>
-                <w:sz w:val="22"/>
-              </w:rPr>
-              <w:t>有</w:t>
+                <w:b w:val="0"/>
+                <w:i w:val="0"/>
+                <w:sz w:val="22"/>
+              </w:rPr>
+              <w:t>―</w:t>
+            </w:r>
+          </w:p>
+        </w:tc>
+        <w:tc>
+          <w:tcPr>
+            <w:tcW w:type="dxa" w:w="1458"/>
+            <w:vAlign w:val="center"/>
+          </w:tcPr>
+          <w:p>
+            <w:pPr>
+              <w:spacing w:before="20" w:after="20"/>
+              <w:jc w:val="right"/>
+            </w:pPr>
+            <w:r>
+              <w:rPr>
+                <w:rFonts w:ascii="BIZ UDPゴシック" w:hAnsi="BIZ UDPゴシック" w:eastAsia="BIZ UDPゴシック"/>
+                <w:b w:val="0"/>
+                <w:i w:val="0"/>
+                <w:sz w:val="22"/>
+              </w:rPr>
+              <w:t>―</w:t>
             </w:r>
           </w:p>
         </w:tc>
@@ -7862,12 +8137,96 @@
       <w:tr>
         <w:tc>
           <w:tcPr>
-            <w:tcW w:type="dxa" w:w="2976"/>
-            <w:vAlign w:val="center"/>
-          </w:tcPr>
-          <w:p>
-            <w:pPr>
-              <w:spacing w:before="20" w:after="20"/>
+            <w:tcW w:type="dxa" w:w="2347"/>
+            <w:vAlign w:val="center"/>
+          </w:tcPr>
+          <w:p>
+            <w:pPr>
+              <w:spacing w:before="20" w:after="20"/>
+            </w:pPr>
+            <w:r>
+              <w:rPr>
+                <w:rFonts w:ascii="BIZ UDPゴシック" w:hAnsi="BIZ UDPゴシック" w:eastAsia="BIZ UDPゴシック"/>
+                <w:b/>
+                <w:i w:val="0"/>
+                <w:sz w:val="22"/>
+              </w:rPr>
+              <w:t>通所型サービスB（住民主体）</w:t>
+            </w:r>
+          </w:p>
+        </w:tc>
+        <w:tc>
+          <w:tcPr>
+            <w:tcW w:type="dxa" w:w="1458"/>
+            <w:vAlign w:val="center"/>
+          </w:tcPr>
+          <w:p>
+            <w:pPr>
+              <w:spacing w:before="20" w:after="20"/>
+              <w:jc w:val="right"/>
+            </w:pPr>
+            <w:r>
+              <w:rPr>
+                <w:rFonts w:ascii="BIZ UDPゴシック" w:hAnsi="BIZ UDPゴシック" w:eastAsia="BIZ UDPゴシック"/>
+                <w:b/>
+                <w:i w:val="0"/>
+                <w:sz w:val="22"/>
+              </w:rPr>
+              <w:t>有</w:t>
+            </w:r>
+          </w:p>
+        </w:tc>
+        <w:tc>
+          <w:tcPr>
+            <w:tcW w:type="dxa" w:w="1458"/>
+            <w:vAlign w:val="center"/>
+          </w:tcPr>
+          <w:p>
+            <w:pPr>
+              <w:spacing w:before="20" w:after="20"/>
+              <w:jc w:val="right"/>
+            </w:pPr>
+            <w:r>
+              <w:rPr>
+                <w:rFonts w:ascii="BIZ UDPゴシック" w:hAnsi="BIZ UDPゴシック" w:eastAsia="BIZ UDPゴシック"/>
+                <w:b/>
+                <w:i w:val="0"/>
+                <w:sz w:val="22"/>
+              </w:rPr>
+              <w:t>有</w:t>
+            </w:r>
+          </w:p>
+        </w:tc>
+        <w:tc>
+          <w:tcPr>
+            <w:tcW w:type="dxa" w:w="1458"/>
+            <w:vAlign w:val="center"/>
+          </w:tcPr>
+          <w:p>
+            <w:pPr>
+              <w:spacing w:before="20" w:after="20"/>
+              <w:jc w:val="right"/>
+            </w:pPr>
+            <w:r>
+              <w:rPr>
+                <w:rFonts w:ascii="BIZ UDPゴシック" w:hAnsi="BIZ UDPゴシック" w:eastAsia="BIZ UDPゴシック"/>
+                <w:b/>
+                <w:i w:val="0"/>
+                <w:sz w:val="22"/>
+              </w:rPr>
+              <w:t>有</w:t>
+            </w:r>
+          </w:p>
+        </w:tc>
+        <w:tc>
+          <w:tcPr>
+            <w:tcW w:type="dxa" w:w="1458"/>
+            <w:vAlign w:val="center"/>
+          </w:tcPr>
+          <w:p>
+            <w:pPr>
+              <w:spacing w:before="20" w:after="20"/>
+              <w:jc w:val="right"/>
             </w:pPr>
             <w:r>
               <w:rPr>
@@ -7876,13 +8235,13 @@
                 <w:i w:val="0"/>
                 <w:sz w:val="22"/>
               </w:rPr>
-              <w:t>介護予防ケアマネジメントB</w:t>
-            </w:r>
-          </w:p>
-        </w:tc>
-        <w:tc>
-          <w:tcPr>
-            <w:tcW w:type="dxa" w:w="1665"/>
+              <w:t>―</w:t>
+            </w:r>
+          </w:p>
+        </w:tc>
+        <w:tc>
+          <w:tcPr>
+            <w:tcW w:type="dxa" w:w="1458"/>
             <w:vAlign w:val="center"/>
           </w:tcPr>
           <w:p>
@@ -7897,70 +8256,7 @@
                 <w:i w:val="0"/>
                 <w:sz w:val="22"/>
               </w:rPr>
-              <w:t>無</w:t>
-            </w:r>
-          </w:p>
-        </w:tc>
-        <w:tc>
-          <w:tcPr>
-            <w:tcW w:type="dxa" w:w="1665"/>
-            <w:vAlign w:val="center"/>
-          </w:tcPr>
-          <w:p>
-            <w:pPr>
-              <w:spacing w:before="20" w:after="20"/>
-              <w:jc w:val="right"/>
-            </w:pPr>
-            <w:r>
-              <w:rPr>
-                <w:rFonts w:ascii="BIZ UDPゴシック" w:hAnsi="BIZ UDPゴシック" w:eastAsia="BIZ UDPゴシック"/>
-                <w:b w:val="0"/>
-                <w:i w:val="0"/>
-                <w:sz w:val="22"/>
-              </w:rPr>
               <w:t>―</w:t>
-            </w:r>
-          </w:p>
-        </w:tc>
-        <w:tc>
-          <w:tcPr>
-            <w:tcW w:type="dxa" w:w="1665"/>
-            <w:vAlign w:val="center"/>
-          </w:tcPr>
-          <w:p>
-            <w:pPr>
-              <w:spacing w:before="20" w:after="20"/>
-              <w:jc w:val="right"/>
-            </w:pPr>
-            <w:r>
-              <w:rPr>
-                <w:rFonts w:ascii="BIZ UDPゴシック" w:hAnsi="BIZ UDPゴシック" w:eastAsia="BIZ UDPゴシック"/>
-                <w:b w:val="0"/>
-                <w:i w:val="0"/>
-                <w:sz w:val="22"/>
-              </w:rPr>
-              <w:t>無</w:t>
-            </w:r>
-          </w:p>
-        </w:tc>
-        <w:tc>
-          <w:tcPr>
-            <w:tcW w:type="dxa" w:w="1665"/>
-            <w:vAlign w:val="center"/>
-          </w:tcPr>
-          <w:p>
-            <w:pPr>
-              <w:spacing w:before="20" w:after="20"/>
-              <w:jc w:val="right"/>
-            </w:pPr>
-            <w:r>
-              <w:rPr>
-                <w:rFonts w:ascii="BIZ UDPゴシック" w:hAnsi="BIZ UDPゴシック" w:eastAsia="BIZ UDPゴシック"/>
-                <w:b w:val="0"/>
-                <w:i w:val="0"/>
-                <w:sz w:val="22"/>
-              </w:rPr>
-              <w:t>無</w:t>
             </w:r>
           </w:p>
         </w:tc>
@@ -7968,7 +8264,7 @@
       <w:tr>
         <w:tc>
           <w:tcPr>
-            <w:tcW w:type="dxa" w:w="2976"/>
+            <w:tcW w:type="dxa" w:w="2347"/>
             <w:vAlign w:val="center"/>
           </w:tcPr>
           <w:p>
@@ -7982,13 +8278,394 @@
                 <w:i w:val="0"/>
                 <w:sz w:val="22"/>
               </w:rPr>
+              <w:t>通所型サービスC（短期集中）</w:t>
+            </w:r>
+          </w:p>
+        </w:tc>
+        <w:tc>
+          <w:tcPr>
+            <w:tcW w:type="dxa" w:w="1458"/>
+            <w:vAlign w:val="center"/>
+          </w:tcPr>
+          <w:p>
+            <w:pPr>
+              <w:spacing w:before="20" w:after="20"/>
+              <w:jc w:val="right"/>
+            </w:pPr>
+            <w:r>
+              <w:rPr>
+                <w:rFonts w:ascii="BIZ UDPゴシック" w:hAnsi="BIZ UDPゴシック" w:eastAsia="BIZ UDPゴシック"/>
+                <w:b w:val="0"/>
+                <w:i w:val="0"/>
+                <w:sz w:val="22"/>
+              </w:rPr>
+              <w:t>無</w:t>
+            </w:r>
+          </w:p>
+        </w:tc>
+        <w:tc>
+          <w:tcPr>
+            <w:tcW w:type="dxa" w:w="1458"/>
+            <w:vAlign w:val="center"/>
+          </w:tcPr>
+          <w:p>
+            <w:pPr>
+              <w:spacing w:before="20" w:after="20"/>
+              <w:jc w:val="right"/>
+            </w:pPr>
+            <w:r>
+              <w:rPr>
+                <w:rFonts w:ascii="BIZ UDPゴシック" w:hAnsi="BIZ UDPゴシック" w:eastAsia="BIZ UDPゴシック"/>
+                <w:b w:val="0"/>
+                <w:i w:val="0"/>
+                <w:sz w:val="22"/>
+              </w:rPr>
+              <w:t>―</w:t>
+            </w:r>
+          </w:p>
+        </w:tc>
+        <w:tc>
+          <w:tcPr>
+            <w:tcW w:type="dxa" w:w="1458"/>
+            <w:vAlign w:val="center"/>
+          </w:tcPr>
+          <w:p>
+            <w:pPr>
+              <w:spacing w:before="20" w:after="20"/>
+              <w:jc w:val="right"/>
+            </w:pPr>
+            <w:r>
+              <w:rPr>
+                <w:rFonts w:ascii="BIZ UDPゴシック" w:hAnsi="BIZ UDPゴシック" w:eastAsia="BIZ UDPゴシック"/>
+                <w:b w:val="0"/>
+                <w:i w:val="0"/>
+                <w:sz w:val="22"/>
+              </w:rPr>
+              <w:t>無</w:t>
+            </w:r>
+          </w:p>
+        </w:tc>
+        <w:tc>
+          <w:tcPr>
+            <w:tcW w:type="dxa" w:w="1458"/>
+            <w:vAlign w:val="center"/>
+          </w:tcPr>
+          <w:p>
+            <w:pPr>
+              <w:spacing w:before="20" w:after="20"/>
+              <w:jc w:val="right"/>
+            </w:pPr>
+            <w:r>
+              <w:rPr>
+                <w:rFonts w:ascii="BIZ UDPゴシック" w:hAnsi="BIZ UDPゴシック" w:eastAsia="BIZ UDPゴシック"/>
+                <w:b w:val="0"/>
+                <w:i w:val="0"/>
+                <w:sz w:val="22"/>
+              </w:rPr>
+              <w:t>―</w:t>
+            </w:r>
+          </w:p>
+        </w:tc>
+        <w:tc>
+          <w:tcPr>
+            <w:tcW w:type="dxa" w:w="1458"/>
+            <w:vAlign w:val="center"/>
+          </w:tcPr>
+          <w:p>
+            <w:pPr>
+              <w:spacing w:before="20" w:after="20"/>
+              <w:jc w:val="right"/>
+            </w:pPr>
+            <w:r>
+              <w:rPr>
+                <w:rFonts w:ascii="BIZ UDPゴシック" w:hAnsi="BIZ UDPゴシック" w:eastAsia="BIZ UDPゴシック"/>
+                <w:b w:val="0"/>
+                <w:i w:val="0"/>
+                <w:sz w:val="22"/>
+              </w:rPr>
+              <w:t>―</w:t>
+            </w:r>
+          </w:p>
+        </w:tc>
+      </w:tr>
+      <w:tr>
+        <w:tc>
+          <w:tcPr>
+            <w:tcW w:type="dxa" w:w="2347"/>
+            <w:vAlign w:val="center"/>
+          </w:tcPr>
+          <w:p>
+            <w:pPr>
+              <w:spacing w:before="20" w:after="20"/>
+            </w:pPr>
+            <w:r>
+              <w:rPr>
+                <w:rFonts w:ascii="BIZ UDPゴシック" w:hAnsi="BIZ UDPゴシック" w:eastAsia="BIZ UDPゴシック"/>
+                <w:b w:val="0"/>
+                <w:i w:val="0"/>
+                <w:sz w:val="22"/>
+              </w:rPr>
+              <w:t>介護予防ケアマネジメントA</w:t>
+            </w:r>
+          </w:p>
+        </w:tc>
+        <w:tc>
+          <w:tcPr>
+            <w:tcW w:type="dxa" w:w="1458"/>
+            <w:vAlign w:val="center"/>
+          </w:tcPr>
+          <w:p>
+            <w:pPr>
+              <w:spacing w:before="20" w:after="20"/>
+              <w:jc w:val="right"/>
+            </w:pPr>
+            <w:r>
+              <w:rPr>
+                <w:rFonts w:ascii="BIZ UDPゴシック" w:hAnsi="BIZ UDPゴシック" w:eastAsia="BIZ UDPゴシック"/>
+                <w:b/>
+                <w:i w:val="0"/>
+                <w:sz w:val="22"/>
+              </w:rPr>
+              <w:t>有</w:t>
+            </w:r>
+          </w:p>
+        </w:tc>
+        <w:tc>
+          <w:tcPr>
+            <w:tcW w:type="dxa" w:w="1458"/>
+            <w:vAlign w:val="center"/>
+          </w:tcPr>
+          <w:p>
+            <w:pPr>
+              <w:spacing w:before="20" w:after="20"/>
+              <w:jc w:val="right"/>
+            </w:pPr>
+            <w:r>
+              <w:rPr>
+                <w:rFonts w:ascii="BIZ UDPゴシック" w:hAnsi="BIZ UDPゴシック" w:eastAsia="BIZ UDPゴシック"/>
+                <w:b w:val="0"/>
+                <w:i w:val="0"/>
+                <w:sz w:val="22"/>
+              </w:rPr>
+              <w:t>―</w:t>
+            </w:r>
+          </w:p>
+        </w:tc>
+        <w:tc>
+          <w:tcPr>
+            <w:tcW w:type="dxa" w:w="1458"/>
+            <w:vAlign w:val="center"/>
+          </w:tcPr>
+          <w:p>
+            <w:pPr>
+              <w:spacing w:before="20" w:after="20"/>
+              <w:jc w:val="right"/>
+            </w:pPr>
+            <w:r>
+              <w:rPr>
+                <w:rFonts w:ascii="BIZ UDPゴシック" w:hAnsi="BIZ UDPゴシック" w:eastAsia="BIZ UDPゴシック"/>
+                <w:b/>
+                <w:i w:val="0"/>
+                <w:sz w:val="22"/>
+              </w:rPr>
+              <w:t>有</w:t>
+            </w:r>
+          </w:p>
+        </w:tc>
+        <w:tc>
+          <w:tcPr>
+            <w:tcW w:type="dxa" w:w="1458"/>
+            <w:vAlign w:val="center"/>
+          </w:tcPr>
+          <w:p>
+            <w:pPr>
+              <w:spacing w:before="20" w:after="20"/>
+              <w:jc w:val="right"/>
+            </w:pPr>
+            <w:r>
+              <w:rPr>
+                <w:rFonts w:ascii="BIZ UDPゴシック" w:hAnsi="BIZ UDPゴシック" w:eastAsia="BIZ UDPゴシック"/>
+                <w:b w:val="0"/>
+                <w:i w:val="0"/>
+                <w:sz w:val="22"/>
+              </w:rPr>
+              <w:t>無</w:t>
+            </w:r>
+          </w:p>
+        </w:tc>
+        <w:tc>
+          <w:tcPr>
+            <w:tcW w:type="dxa" w:w="1458"/>
+            <w:vAlign w:val="center"/>
+          </w:tcPr>
+          <w:p>
+            <w:pPr>
+              <w:spacing w:before="20" w:after="20"/>
+              <w:jc w:val="right"/>
+            </w:pPr>
+            <w:r>
+              <w:rPr>
+                <w:rFonts w:ascii="BIZ UDPゴシック" w:hAnsi="BIZ UDPゴシック" w:eastAsia="BIZ UDPゴシック"/>
+                <w:b/>
+                <w:i w:val="0"/>
+                <w:sz w:val="22"/>
+              </w:rPr>
+              <w:t>有</w:t>
+            </w:r>
+          </w:p>
+        </w:tc>
+      </w:tr>
+      <w:tr>
+        <w:tc>
+          <w:tcPr>
+            <w:tcW w:type="dxa" w:w="2347"/>
+            <w:vAlign w:val="center"/>
+          </w:tcPr>
+          <w:p>
+            <w:pPr>
+              <w:spacing w:before="20" w:after="20"/>
+            </w:pPr>
+            <w:r>
+              <w:rPr>
+                <w:rFonts w:ascii="BIZ UDPゴシック" w:hAnsi="BIZ UDPゴシック" w:eastAsia="BIZ UDPゴシック"/>
+                <w:b w:val="0"/>
+                <w:i w:val="0"/>
+                <w:sz w:val="22"/>
+              </w:rPr>
+              <w:t>介護予防ケアマネジメントB</w:t>
+            </w:r>
+          </w:p>
+        </w:tc>
+        <w:tc>
+          <w:tcPr>
+            <w:tcW w:type="dxa" w:w="1458"/>
+            <w:vAlign w:val="center"/>
+          </w:tcPr>
+          <w:p>
+            <w:pPr>
+              <w:spacing w:before="20" w:after="20"/>
+              <w:jc w:val="right"/>
+            </w:pPr>
+            <w:r>
+              <w:rPr>
+                <w:rFonts w:ascii="BIZ UDPゴシック" w:hAnsi="BIZ UDPゴシック" w:eastAsia="BIZ UDPゴシック"/>
+                <w:b w:val="0"/>
+                <w:i w:val="0"/>
+                <w:sz w:val="22"/>
+              </w:rPr>
+              <w:t>無</w:t>
+            </w:r>
+          </w:p>
+        </w:tc>
+        <w:tc>
+          <w:tcPr>
+            <w:tcW w:type="dxa" w:w="1458"/>
+            <w:vAlign w:val="center"/>
+          </w:tcPr>
+          <w:p>
+            <w:pPr>
+              <w:spacing w:before="20" w:after="20"/>
+              <w:jc w:val="right"/>
+            </w:pPr>
+            <w:r>
+              <w:rPr>
+                <w:rFonts w:ascii="BIZ UDPゴシック" w:hAnsi="BIZ UDPゴシック" w:eastAsia="BIZ UDPゴシック"/>
+                <w:b w:val="0"/>
+                <w:i w:val="0"/>
+                <w:sz w:val="22"/>
+              </w:rPr>
+              <w:t>―</w:t>
+            </w:r>
+          </w:p>
+        </w:tc>
+        <w:tc>
+          <w:tcPr>
+            <w:tcW w:type="dxa" w:w="1458"/>
+            <w:vAlign w:val="center"/>
+          </w:tcPr>
+          <w:p>
+            <w:pPr>
+              <w:spacing w:before="20" w:after="20"/>
+              <w:jc w:val="right"/>
+            </w:pPr>
+            <w:r>
+              <w:rPr>
+                <w:rFonts w:ascii="BIZ UDPゴシック" w:hAnsi="BIZ UDPゴシック" w:eastAsia="BIZ UDPゴシック"/>
+                <w:b w:val="0"/>
+                <w:i w:val="0"/>
+                <w:sz w:val="22"/>
+              </w:rPr>
+              <w:t>無</w:t>
+            </w:r>
+          </w:p>
+        </w:tc>
+        <w:tc>
+          <w:tcPr>
+            <w:tcW w:type="dxa" w:w="1458"/>
+            <w:vAlign w:val="center"/>
+          </w:tcPr>
+          <w:p>
+            <w:pPr>
+              <w:spacing w:before="20" w:after="20"/>
+              <w:jc w:val="right"/>
+            </w:pPr>
+            <w:r>
+              <w:rPr>
+                <w:rFonts w:ascii="BIZ UDPゴシック" w:hAnsi="BIZ UDPゴシック" w:eastAsia="BIZ UDPゴシック"/>
+                <w:b w:val="0"/>
+                <w:i w:val="0"/>
+                <w:sz w:val="22"/>
+              </w:rPr>
+              <w:t>無</w:t>
+            </w:r>
+          </w:p>
+        </w:tc>
+        <w:tc>
+          <w:tcPr>
+            <w:tcW w:type="dxa" w:w="1458"/>
+            <w:vAlign w:val="center"/>
+          </w:tcPr>
+          <w:p>
+            <w:pPr>
+              <w:spacing w:before="20" w:after="20"/>
+              <w:jc w:val="right"/>
+            </w:pPr>
+            <w:r>
+              <w:rPr>
+                <w:rFonts w:ascii="BIZ UDPゴシック" w:hAnsi="BIZ UDPゴシック" w:eastAsia="BIZ UDPゴシック"/>
+                <w:b w:val="0"/>
+                <w:i w:val="0"/>
+                <w:sz w:val="22"/>
+              </w:rPr>
+              <w:t>無</w:t>
+            </w:r>
+          </w:p>
+        </w:tc>
+      </w:tr>
+      <w:tr>
+        <w:tc>
+          <w:tcPr>
+            <w:tcW w:type="dxa" w:w="2347"/>
+            <w:vAlign w:val="center"/>
+          </w:tcPr>
+          <w:p>
+            <w:pPr>
+              <w:spacing w:before="20" w:after="20"/>
+            </w:pPr>
+            <w:r>
+              <w:rPr>
+                <w:rFonts w:ascii="BIZ UDPゴシック" w:hAnsi="BIZ UDPゴシック" w:eastAsia="BIZ UDPゴシック"/>
+                <w:b w:val="0"/>
+                <w:i w:val="0"/>
+                <w:sz w:val="22"/>
+              </w:rPr>
               <w:t>介護予防ケアマネジメントC</w:t>
             </w:r>
           </w:p>
         </w:tc>
         <w:tc>
           <w:tcPr>
-            <w:tcW w:type="dxa" w:w="1665"/>
+            <w:tcW w:type="dxa" w:w="1458"/>
             <w:vAlign w:val="center"/>
           </w:tcPr>
           <w:p>
@@ -8009,7 +8686,7 @@
         </w:tc>
         <w:tc>
           <w:tcPr>
-            <w:tcW w:type="dxa" w:w="1665"/>
+            <w:tcW w:type="dxa" w:w="1458"/>
             <w:vAlign w:val="center"/>
           </w:tcPr>
           <w:p>
@@ -8030,7 +8707,7 @@
         </w:tc>
         <w:tc>
           <w:tcPr>
-            <w:tcW w:type="dxa" w:w="1665"/>
+            <w:tcW w:type="dxa" w:w="1458"/>
             <w:vAlign w:val="center"/>
           </w:tcPr>
           <w:p>
@@ -8051,7 +8728,28 @@
         </w:tc>
         <w:tc>
           <w:tcPr>
-            <w:tcW w:type="dxa" w:w="1665"/>
+            <w:tcW w:type="dxa" w:w="1458"/>
+            <w:vAlign w:val="center"/>
+          </w:tcPr>
+          <w:p>
+            <w:pPr>
+              <w:spacing w:before="20" w:after="20"/>
+              <w:jc w:val="right"/>
+            </w:pPr>
+            <w:r>
+              <w:rPr>
+                <w:rFonts w:ascii="BIZ UDPゴシック" w:hAnsi="BIZ UDPゴシック" w:eastAsia="BIZ UDPゴシック"/>
+                <w:b w:val="0"/>
+                <w:i w:val="0"/>
+                <w:sz w:val="22"/>
+              </w:rPr>
+              <w:t>無</w:t>
+            </w:r>
+          </w:p>
+        </w:tc>
+        <w:tc>
+          <w:tcPr>
+            <w:tcW w:type="dxa" w:w="1458"/>
             <w:vAlign w:val="center"/>
           </w:tcPr>
           <w:p>
@@ -8090,6 +8788,614 @@
           <w:sz w:val="16"/>
         </w:rPr>
         <w:t>資料：同上。「―」は調査票が空欄であることを表す。</w:t>
+      </w:r>
+      <w:r>
+        <w:rPr>
+          <w:rFonts w:ascii="BIZ UDPゴシック" w:hAnsi="BIZ UDPゴシック" w:eastAsia="BIZ UDPゴシック"/>
+          <w:b/>
+          <w:i w:val="0"/>
+          <w:sz w:val="16"/>
+        </w:rPr>
+        <w:t>実施の有無を答えているのは令和元年度と令和3年度が中心で、訪問型・通所型については令和4年度・令和5年度の回答がない。</w:t>
+      </w:r>
+    </w:p>
+    <w:p>
+      <w:pPr>
+        <w:keepNext/>
+        <w:spacing w:before="200" w:after="80"/>
+      </w:pPr>
+      <w:r>
+        <w:rPr>
+          <w:rFonts w:ascii="BIZ UDPゴシック" w:hAnsi="BIZ UDPゴシック" w:eastAsia="BIZ UDPゴシック"/>
+          <w:b/>
+          <w:i w:val="0"/>
+          <w:color w:val="1F4D78"/>
+          <w:sz w:val="22"/>
+        </w:rPr>
+        <w:t>市町村内に所在する事業所（団体）数</w:t>
+      </w:r>
+    </w:p>
+    <w:tbl>
+      <w:tblPr>
+        <w:tblW w:type="auto" w:w="0"/>
+        <w:jc w:val="center"/>
+        <w:tblLayout w:type="fixed"/>
+        <w:tblLook w:firstColumn="1" w:firstRow="1" w:lastColumn="0" w:lastRow="0" w:noHBand="0" w:noVBand="1" w:val="04A0"/>
+        <w:tblBorders>
+          <w:top w:val="single" w:sz="6" w:space="0" w:color="2E75B6"/>
+          <w:left w:val="single" w:sz="4" w:space="0" w:color="BFBFBF"/>
+          <w:bottom w:val="single" w:sz="6" w:space="0" w:color="2E75B6"/>
+          <w:right w:val="single" w:sz="4" w:space="0" w:color="BFBFBF"/>
+          <w:insideH w:val="single" w:sz="4" w:space="0" w:color="BFBFBF"/>
+          <w:insideV w:val="single" w:sz="4" w:space="0" w:color="BFBFBF"/>
+        </w:tblBorders>
+        <w:tblCellMar>
+          <w:left w:w="10" w:type="dxa"/>
+          <w:right w:w="10" w:type="dxa"/>
+        </w:tblCellMar>
+      </w:tblPr>
+      <w:tblGrid>
+        <w:gridCol w:w="1446"/>
+        <w:gridCol w:w="1193"/>
+        <w:gridCol w:w="1193"/>
+        <w:gridCol w:w="1161"/>
+        <w:gridCol w:w="1161"/>
+        <w:gridCol w:w="1161"/>
+        <w:gridCol w:w="1161"/>
+        <w:gridCol w:w="1161"/>
+      </w:tblGrid>
+      <w:tr>
+        <w:tc>
+          <w:tcPr>
+            <w:tcW w:type="dxa" w:w="1446"/>
+            <w:shd w:val="clear" w:fill="1F3864"/>
+            <w:vAlign w:val="center"/>
+          </w:tcPr>
+          <w:p>
+            <w:pPr>
+              <w:spacing w:before="20" w:after="20"/>
+              <w:jc w:val="center"/>
+            </w:pPr>
+            <w:r>
+              <w:rPr>
+                <w:rFonts w:ascii="BIZ UDPゴシック" w:hAnsi="BIZ UDPゴシック" w:eastAsia="BIZ UDPゴシック"/>
+                <w:b/>
+                <w:i w:val="0"/>
+                <w:color w:val="FFFFFF"/>
+                <w:sz w:val="22"/>
+              </w:rPr>
+              <w:t>サービス・活動</w:t>
+            </w:r>
+          </w:p>
+        </w:tc>
+        <w:tc>
+          <w:tcPr>
+            <w:tcW w:type="dxa" w:w="1193"/>
+            <w:shd w:val="clear" w:fill="1F3864"/>
+            <w:vAlign w:val="center"/>
+          </w:tcPr>
+          <w:p>
+            <w:pPr>
+              <w:spacing w:before="20" w:after="20"/>
+              <w:jc w:val="center"/>
+            </w:pPr>
+            <w:r>
+              <w:rPr>
+                <w:rFonts w:ascii="BIZ UDPゴシック" w:hAnsi="BIZ UDPゴシック" w:eastAsia="BIZ UDPゴシック"/>
+                <w:b/>
+                <w:i w:val="0"/>
+                <w:color w:val="FFFFFF"/>
+                <w:sz w:val="22"/>
+              </w:rPr>
+              <w:t>平成29</w:t>
+            </w:r>
+          </w:p>
+        </w:tc>
+        <w:tc>
+          <w:tcPr>
+            <w:tcW w:type="dxa" w:w="1193"/>
+            <w:shd w:val="clear" w:fill="1F3864"/>
+            <w:vAlign w:val="center"/>
+          </w:tcPr>
+          <w:p>
+            <w:pPr>
+              <w:spacing w:before="20" w:after="20"/>
+              <w:jc w:val="center"/>
+            </w:pPr>
+            <w:r>
+              <w:rPr>
+                <w:rFonts w:ascii="BIZ UDPゴシック" w:hAnsi="BIZ UDPゴシック" w:eastAsia="BIZ UDPゴシック"/>
+                <w:b/>
+                <w:i w:val="0"/>
+                <w:color w:val="FFFFFF"/>
+                <w:sz w:val="22"/>
+              </w:rPr>
+              <w:t>平成30</w:t>
+            </w:r>
+          </w:p>
+        </w:tc>
+        <w:tc>
+          <w:tcPr>
+            <w:tcW w:type="dxa" w:w="1161"/>
+            <w:shd w:val="clear" w:fill="1F3864"/>
+            <w:vAlign w:val="center"/>
+          </w:tcPr>
+          <w:p>
+            <w:pPr>
+              <w:spacing w:before="20" w:after="20"/>
+              <w:jc w:val="center"/>
+            </w:pPr>
+            <w:r>
+              <w:rPr>
+                <w:rFonts w:ascii="BIZ UDPゴシック" w:hAnsi="BIZ UDPゴシック" w:eastAsia="BIZ UDPゴシック"/>
+                <w:b/>
+                <w:i w:val="0"/>
+                <w:color w:val="FFFFFF"/>
+                <w:sz w:val="22"/>
+              </w:rPr>
+              <w:t>令和元</w:t>
+            </w:r>
+          </w:p>
+        </w:tc>
+        <w:tc>
+          <w:tcPr>
+            <w:tcW w:type="dxa" w:w="1161"/>
+            <w:shd w:val="clear" w:fill="1F3864"/>
+            <w:vAlign w:val="center"/>
+          </w:tcPr>
+          <w:p>
+            <w:pPr>
+              <w:spacing w:before="20" w:after="20"/>
+              <w:jc w:val="center"/>
+            </w:pPr>
+            <w:r>
+              <w:rPr>
+                <w:rFonts w:ascii="BIZ UDPゴシック" w:hAnsi="BIZ UDPゴシック" w:eastAsia="BIZ UDPゴシック"/>
+                <w:b/>
+                <w:i w:val="0"/>
+                <w:color w:val="FFFFFF"/>
+                <w:sz w:val="22"/>
+              </w:rPr>
+              <w:t>令和2</w:t>
+            </w:r>
+          </w:p>
+        </w:tc>
+        <w:tc>
+          <w:tcPr>
+            <w:tcW w:type="dxa" w:w="1161"/>
+            <w:shd w:val="clear" w:fill="1F3864"/>
+            <w:vAlign w:val="center"/>
+          </w:tcPr>
+          <w:p>
+            <w:pPr>
+              <w:spacing w:before="20" w:after="20"/>
+              <w:jc w:val="center"/>
+            </w:pPr>
+            <w:r>
+              <w:rPr>
+                <w:rFonts w:ascii="BIZ UDPゴシック" w:hAnsi="BIZ UDPゴシック" w:eastAsia="BIZ UDPゴシック"/>
+                <w:b/>
+                <w:i w:val="0"/>
+                <w:color w:val="FFFFFF"/>
+                <w:sz w:val="22"/>
+              </w:rPr>
+              <w:t>令和3</w:t>
+            </w:r>
+          </w:p>
+        </w:tc>
+        <w:tc>
+          <w:tcPr>
+            <w:tcW w:type="dxa" w:w="1161"/>
+            <w:shd w:val="clear" w:fill="1F3864"/>
+            <w:vAlign w:val="center"/>
+          </w:tcPr>
+          <w:p>
+            <w:pPr>
+              <w:spacing w:before="20" w:after="20"/>
+              <w:jc w:val="center"/>
+            </w:pPr>
+            <w:r>
+              <w:rPr>
+                <w:rFonts w:ascii="BIZ UDPゴシック" w:hAnsi="BIZ UDPゴシック" w:eastAsia="BIZ UDPゴシック"/>
+                <w:b/>
+                <w:i w:val="0"/>
+                <w:color w:val="FFFFFF"/>
+                <w:sz w:val="22"/>
+              </w:rPr>
+              <w:t>令和4</w:t>
+            </w:r>
+          </w:p>
+        </w:tc>
+        <w:tc>
+          <w:tcPr>
+            <w:tcW w:type="dxa" w:w="1161"/>
+            <w:shd w:val="clear" w:fill="1F3864"/>
+            <w:vAlign w:val="center"/>
+          </w:tcPr>
+          <w:p>
+            <w:pPr>
+              <w:spacing w:before="20" w:after="20"/>
+              <w:jc w:val="center"/>
+            </w:pPr>
+            <w:r>
+              <w:rPr>
+                <w:rFonts w:ascii="BIZ UDPゴシック" w:hAnsi="BIZ UDPゴシック" w:eastAsia="BIZ UDPゴシック"/>
+                <w:b/>
+                <w:i w:val="0"/>
+                <w:color w:val="FFFFFF"/>
+                <w:sz w:val="22"/>
+              </w:rPr>
+              <w:t>令和5</w:t>
+            </w:r>
+          </w:p>
+        </w:tc>
+      </w:tr>
+      <w:tr>
+        <w:tc>
+          <w:tcPr>
+            <w:tcW w:type="dxa" w:w="1446"/>
+            <w:vAlign w:val="center"/>
+          </w:tcPr>
+          <w:p>
+            <w:pPr>
+              <w:spacing w:before="20" w:after="20"/>
+            </w:pPr>
+            <w:r>
+              <w:rPr>
+                <w:rFonts w:ascii="BIZ UDPゴシック" w:hAnsi="BIZ UDPゴシック" w:eastAsia="BIZ UDPゴシック"/>
+                <w:b/>
+                <w:i w:val="0"/>
+                <w:sz w:val="22"/>
+              </w:rPr>
+              <w:t>訪問型サービスB（住民主体）</w:t>
+            </w:r>
+          </w:p>
+        </w:tc>
+        <w:tc>
+          <w:tcPr>
+            <w:tcW w:type="dxa" w:w="1193"/>
+            <w:vAlign w:val="center"/>
+          </w:tcPr>
+          <w:p>
+            <w:pPr>
+              <w:spacing w:before="20" w:after="20"/>
+              <w:jc w:val="right"/>
+            </w:pPr>
+            <w:r>
+              <w:rPr>
+                <w:rFonts w:ascii="BIZ UDPゴシック" w:hAnsi="BIZ UDPゴシック" w:eastAsia="BIZ UDPゴシック"/>
+                <w:b w:val="0"/>
+                <w:i w:val="0"/>
+                <w:sz w:val="22"/>
+              </w:rPr>
+              <w:t>1</w:t>
+            </w:r>
+          </w:p>
+        </w:tc>
+        <w:tc>
+          <w:tcPr>
+            <w:tcW w:type="dxa" w:w="1193"/>
+            <w:vAlign w:val="center"/>
+          </w:tcPr>
+          <w:p>
+            <w:pPr>
+              <w:spacing w:before="20" w:after="20"/>
+              <w:jc w:val="right"/>
+            </w:pPr>
+            <w:r>
+              <w:rPr>
+                <w:rFonts w:ascii="BIZ UDPゴシック" w:hAnsi="BIZ UDPゴシック" w:eastAsia="BIZ UDPゴシック"/>
+                <w:b w:val="0"/>
+                <w:i w:val="0"/>
+                <w:sz w:val="22"/>
+              </w:rPr>
+              <w:t>1</w:t>
+            </w:r>
+          </w:p>
+        </w:tc>
+        <w:tc>
+          <w:tcPr>
+            <w:tcW w:type="dxa" w:w="1161"/>
+            <w:vAlign w:val="center"/>
+          </w:tcPr>
+          <w:p>
+            <w:pPr>
+              <w:spacing w:before="20" w:after="20"/>
+              <w:jc w:val="right"/>
+            </w:pPr>
+            <w:r>
+              <w:rPr>
+                <w:rFonts w:ascii="BIZ UDPゴシック" w:hAnsi="BIZ UDPゴシック" w:eastAsia="BIZ UDPゴシック"/>
+                <w:b w:val="0"/>
+                <w:i w:val="0"/>
+                <w:sz w:val="22"/>
+              </w:rPr>
+              <w:t>0</w:t>
+            </w:r>
+          </w:p>
+        </w:tc>
+        <w:tc>
+          <w:tcPr>
+            <w:tcW w:type="dxa" w:w="1161"/>
+            <w:vAlign w:val="center"/>
+          </w:tcPr>
+          <w:p>
+            <w:pPr>
+              <w:spacing w:before="20" w:after="20"/>
+              <w:jc w:val="right"/>
+            </w:pPr>
+            <w:r>
+              <w:rPr>
+                <w:rFonts w:ascii="BIZ UDPゴシック" w:hAnsi="BIZ UDPゴシック" w:eastAsia="BIZ UDPゴシック"/>
+                <w:b w:val="0"/>
+                <w:i w:val="0"/>
+                <w:sz w:val="22"/>
+              </w:rPr>
+              <w:t>1</w:t>
+            </w:r>
+          </w:p>
+        </w:tc>
+        <w:tc>
+          <w:tcPr>
+            <w:tcW w:type="dxa" w:w="1161"/>
+            <w:vAlign w:val="center"/>
+          </w:tcPr>
+          <w:p>
+            <w:pPr>
+              <w:spacing w:before="20" w:after="20"/>
+              <w:jc w:val="right"/>
+            </w:pPr>
+            <w:r>
+              <w:rPr>
+                <w:rFonts w:ascii="BIZ UDPゴシック" w:hAnsi="BIZ UDPゴシック" w:eastAsia="BIZ UDPゴシック"/>
+                <w:b w:val="0"/>
+                <w:i w:val="0"/>
+                <w:sz w:val="22"/>
+              </w:rPr>
+              <w:t>1</w:t>
+            </w:r>
+          </w:p>
+        </w:tc>
+        <w:tc>
+          <w:tcPr>
+            <w:tcW w:type="dxa" w:w="1161"/>
+            <w:vAlign w:val="center"/>
+          </w:tcPr>
+          <w:p>
+            <w:pPr>
+              <w:spacing w:before="20" w:after="20"/>
+              <w:jc w:val="right"/>
+            </w:pPr>
+            <w:r>
+              <w:rPr>
+                <w:rFonts w:ascii="BIZ UDPゴシック" w:hAnsi="BIZ UDPゴシック" w:eastAsia="BIZ UDPゴシック"/>
+                <w:b w:val="0"/>
+                <w:i w:val="0"/>
+                <w:sz w:val="22"/>
+              </w:rPr>
+              <w:t>1</w:t>
+            </w:r>
+          </w:p>
+        </w:tc>
+        <w:tc>
+          <w:tcPr>
+            <w:tcW w:type="dxa" w:w="1161"/>
+            <w:vAlign w:val="center"/>
+          </w:tcPr>
+          <w:p>
+            <w:pPr>
+              <w:spacing w:before="20" w:after="20"/>
+              <w:jc w:val="right"/>
+            </w:pPr>
+            <w:r>
+              <w:rPr>
+                <w:rFonts w:ascii="BIZ UDPゴシック" w:hAnsi="BIZ UDPゴシック" w:eastAsia="BIZ UDPゴシック"/>
+                <w:b w:val="0"/>
+                <w:i w:val="0"/>
+                <w:sz w:val="22"/>
+              </w:rPr>
+              <w:t>―</w:t>
+            </w:r>
+          </w:p>
+        </w:tc>
+      </w:tr>
+      <w:tr>
+        <w:tc>
+          <w:tcPr>
+            <w:tcW w:type="dxa" w:w="1446"/>
+            <w:vAlign w:val="center"/>
+          </w:tcPr>
+          <w:p>
+            <w:pPr>
+              <w:spacing w:before="20" w:after="20"/>
+            </w:pPr>
+            <w:r>
+              <w:rPr>
+                <w:rFonts w:ascii="BIZ UDPゴシック" w:hAnsi="BIZ UDPゴシック" w:eastAsia="BIZ UDPゴシック"/>
+                <w:b/>
+                <w:i w:val="0"/>
+                <w:sz w:val="22"/>
+              </w:rPr>
+              <w:t>通所型サービスB（住民主体）</w:t>
+            </w:r>
+          </w:p>
+        </w:tc>
+        <w:tc>
+          <w:tcPr>
+            <w:tcW w:type="dxa" w:w="1193"/>
+            <w:vAlign w:val="center"/>
+          </w:tcPr>
+          <w:p>
+            <w:pPr>
+              <w:spacing w:before="20" w:after="20"/>
+              <w:jc w:val="right"/>
+            </w:pPr>
+            <w:r>
+              <w:rPr>
+                <w:rFonts w:ascii="BIZ UDPゴシック" w:hAnsi="BIZ UDPゴシック" w:eastAsia="BIZ UDPゴシック"/>
+                <w:b w:val="0"/>
+                <w:i w:val="0"/>
+                <w:sz w:val="22"/>
+              </w:rPr>
+              <w:t>1</w:t>
+            </w:r>
+          </w:p>
+        </w:tc>
+        <w:tc>
+          <w:tcPr>
+            <w:tcW w:type="dxa" w:w="1193"/>
+            <w:vAlign w:val="center"/>
+          </w:tcPr>
+          <w:p>
+            <w:pPr>
+              <w:spacing w:before="20" w:after="20"/>
+              <w:jc w:val="right"/>
+            </w:pPr>
+            <w:r>
+              <w:rPr>
+                <w:rFonts w:ascii="BIZ UDPゴシック" w:hAnsi="BIZ UDPゴシック" w:eastAsia="BIZ UDPゴシック"/>
+                <w:b w:val="0"/>
+                <w:i w:val="0"/>
+                <w:sz w:val="22"/>
+              </w:rPr>
+              <w:t>1</w:t>
+            </w:r>
+          </w:p>
+        </w:tc>
+        <w:tc>
+          <w:tcPr>
+            <w:tcW w:type="dxa" w:w="1161"/>
+            <w:vAlign w:val="center"/>
+          </w:tcPr>
+          <w:p>
+            <w:pPr>
+              <w:spacing w:before="20" w:after="20"/>
+              <w:jc w:val="right"/>
+            </w:pPr>
+            <w:r>
+              <w:rPr>
+                <w:rFonts w:ascii="BIZ UDPゴシック" w:hAnsi="BIZ UDPゴシック" w:eastAsia="BIZ UDPゴシック"/>
+                <w:b w:val="0"/>
+                <w:i w:val="0"/>
+                <w:sz w:val="22"/>
+              </w:rPr>
+              <w:t>0</w:t>
+            </w:r>
+          </w:p>
+        </w:tc>
+        <w:tc>
+          <w:tcPr>
+            <w:tcW w:type="dxa" w:w="1161"/>
+            <w:vAlign w:val="center"/>
+          </w:tcPr>
+          <w:p>
+            <w:pPr>
+              <w:spacing w:before="20" w:after="20"/>
+              <w:jc w:val="right"/>
+            </w:pPr>
+            <w:r>
+              <w:rPr>
+                <w:rFonts w:ascii="BIZ UDPゴシック" w:hAnsi="BIZ UDPゴシック" w:eastAsia="BIZ UDPゴシック"/>
+                <w:b w:val="0"/>
+                <w:i w:val="0"/>
+                <w:sz w:val="22"/>
+              </w:rPr>
+              <w:t>1</w:t>
+            </w:r>
+          </w:p>
+        </w:tc>
+        <w:tc>
+          <w:tcPr>
+            <w:tcW w:type="dxa" w:w="1161"/>
+            <w:vAlign w:val="center"/>
+          </w:tcPr>
+          <w:p>
+            <w:pPr>
+              <w:spacing w:before="20" w:after="20"/>
+              <w:jc w:val="right"/>
+            </w:pPr>
+            <w:r>
+              <w:rPr>
+                <w:rFonts w:ascii="BIZ UDPゴシック" w:hAnsi="BIZ UDPゴシック" w:eastAsia="BIZ UDPゴシック"/>
+                <w:b w:val="0"/>
+                <w:i w:val="0"/>
+                <w:sz w:val="22"/>
+              </w:rPr>
+              <w:t>1</w:t>
+            </w:r>
+          </w:p>
+        </w:tc>
+        <w:tc>
+          <w:tcPr>
+            <w:tcW w:type="dxa" w:w="1161"/>
+            <w:vAlign w:val="center"/>
+          </w:tcPr>
+          <w:p>
+            <w:pPr>
+              <w:spacing w:before="20" w:after="20"/>
+              <w:jc w:val="right"/>
+            </w:pPr>
+            <w:r>
+              <w:rPr>
+                <w:rFonts w:ascii="BIZ UDPゴシック" w:hAnsi="BIZ UDPゴシック" w:eastAsia="BIZ UDPゴシック"/>
+                <w:b w:val="0"/>
+                <w:i w:val="0"/>
+                <w:sz w:val="22"/>
+              </w:rPr>
+              <w:t>1</w:t>
+            </w:r>
+          </w:p>
+        </w:tc>
+        <w:tc>
+          <w:tcPr>
+            <w:tcW w:type="dxa" w:w="1161"/>
+            <w:vAlign w:val="center"/>
+          </w:tcPr>
+          <w:p>
+            <w:pPr>
+              <w:spacing w:before="20" w:after="20"/>
+              <w:jc w:val="right"/>
+            </w:pPr>
+            <w:r>
+              <w:rPr>
+                <w:rFonts w:ascii="BIZ UDPゴシック" w:hAnsi="BIZ UDPゴシック" w:eastAsia="BIZ UDPゴシック"/>
+                <w:b w:val="0"/>
+                <w:i w:val="0"/>
+                <w:sz w:val="22"/>
+              </w:rPr>
+              <w:t>―</w:t>
+            </w:r>
+          </w:p>
+        </w:tc>
+      </w:tr>
+    </w:tbl>
+    <w:p>
+      <w:pPr>
+        <w:spacing w:after="40"/>
+      </w:pPr>
+    </w:p>
+    <w:p>
+      <w:pPr>
+        <w:spacing w:before="40" w:after="160"/>
+        <w:ind w:left="113"/>
+      </w:pPr>
+      <w:r>
+        <w:rPr>
+          <w:rFonts w:ascii="BIZ UDPゴシック" w:hAnsi="BIZ UDPゴシック" w:eastAsia="BIZ UDPゴシック"/>
+          <w:b w:val="0"/>
+          <w:i w:val="0"/>
+          <w:sz w:val="16"/>
+        </w:rPr>
+        <w:t>資料：同上。</w:t>
+      </w:r>
+      <w:r>
+        <w:rPr>
+          <w:rFonts w:ascii="BIZ UDPゴシック" w:hAnsi="BIZ UDPゴシック" w:eastAsia="BIZ UDPゴシック"/>
+          <w:b/>
+          <w:i w:val="0"/>
+          <w:sz w:val="16"/>
+        </w:rPr>
+        <w:t>実施の有無より年度がそろっており、平成29年度から令和4年度まで各1で一貫している（令和元年度の0は、同年度に「実施の有無＝有」と答えていることと合わないため、回答の誤りとみられる）。</w:t>
       </w:r>
     </w:p>
     <w:p>
@@ -8126,14 +9432,14 @@
         </w:tblCellMar>
       </w:tblPr>
       <w:tblGrid>
-        <w:gridCol w:w="1278"/>
-        <w:gridCol w:w="3126"/>
-        <w:gridCol w:w="5234"/>
+        <w:gridCol w:w="1242"/>
+        <w:gridCol w:w="2830"/>
+        <w:gridCol w:w="5566"/>
       </w:tblGrid>
       <w:tr>
         <w:tc>
           <w:tcPr>
-            <w:tcW w:type="dxa" w:w="1278"/>
+            <w:tcW w:type="dxa" w:w="1242"/>
             <w:shd w:val="clear" w:fill="1F3864"/>
             <w:vAlign w:val="center"/>
           </w:tcPr>
@@ -8156,7 +9462,7 @@
         </w:tc>
         <w:tc>
           <w:tcPr>
-            <w:tcW w:type="dxa" w:w="3126"/>
+            <w:tcW w:type="dxa" w:w="2830"/>
             <w:shd w:val="clear" w:fill="1F3864"/>
             <w:vAlign w:val="center"/>
           </w:tcPr>
@@ -8179,7 +9485,7 @@
         </w:tc>
         <w:tc>
           <w:tcPr>
-            <w:tcW w:type="dxa" w:w="5234"/>
+            <w:tcW w:type="dxa" w:w="5566"/>
             <w:shd w:val="clear" w:fill="1F3864"/>
             <w:vAlign w:val="center"/>
           </w:tcPr>
@@ -8204,7 +9510,7 @@
       <w:tr>
         <w:tc>
           <w:tcPr>
-            <w:tcW w:type="dxa" w:w="1278"/>
+            <w:tcW w:type="dxa" w:w="1242"/>
             <w:vAlign w:val="center"/>
           </w:tcPr>
           <w:p>
@@ -8224,7 +9530,7 @@
         </w:tc>
         <w:tc>
           <w:tcPr>
-            <w:tcW w:type="dxa" w:w="3126"/>
+            <w:tcW w:type="dxa" w:w="2830"/>
             <w:vAlign w:val="center"/>
           </w:tcPr>
           <w:p>
@@ -8238,13 +9544,13 @@
                 <w:i w:val="0"/>
                 <w:sz w:val="22"/>
               </w:rPr>
-              <w:t>訪問型サービスB・通所型サービスB（住民主体によるサービス）を実施している</w:t>
-            </w:r>
-          </w:p>
-        </w:tc>
-        <w:tc>
-          <w:tcPr>
-            <w:tcW w:type="dxa" w:w="5234"/>
+              <w:t>訪問型サービスB・通所型サービスB（住民主体によるサービス）が置かれている</w:t>
+            </w:r>
+          </w:p>
+        </w:tc>
+        <w:tc>
+          <w:tcPr>
+            <w:tcW w:type="dxa" w:w="5566"/>
             <w:vAlign w:val="center"/>
           </w:tcPr>
           <w:p>
@@ -8267,7 +9573,16 @@
                 <w:i w:val="0"/>
                 <w:sz w:val="22"/>
               </w:rPr>
-              <w:t>令和元年度から令和3年度にかけて「有」と回答されています。</w:t>
+              <w:t>令和元年度から令和3年度にかけて「有」と回答され、</w:t>
+            </w:r>
+            <w:r>
+              <w:rPr>
+                <w:rFonts w:ascii="BIZ UDPゴシック" w:hAnsi="BIZ UDPゴシック" w:eastAsia="BIZ UDPゴシック"/>
+                <w:b/>
+                <w:i w:val="0"/>
+                <w:sz w:val="22"/>
+              </w:rPr>
+              <w:t>市町村内の事業所（団体）数は平成29年度から令和4年度まで各1で一貫しています。</w:t>
             </w:r>
             <w:r>
               <w:rPr>
@@ -8284,7 +9599,7 @@
       <w:tr>
         <w:tc>
           <w:tcPr>
-            <w:tcW w:type="dxa" w:w="1278"/>
+            <w:tcW w:type="dxa" w:w="1242"/>
             <w:vAlign w:val="center"/>
           </w:tcPr>
           <w:p>
@@ -8304,7 +9619,7 @@
         </w:tc>
         <w:tc>
           <w:tcPr>
-            <w:tcW w:type="dxa" w:w="3126"/>
+            <w:tcW w:type="dxa" w:w="2830"/>
             <w:vAlign w:val="center"/>
           </w:tcPr>
           <w:p>
@@ -8318,19 +9633,37 @@
                 <w:i w:val="0"/>
                 <w:sz w:val="22"/>
               </w:rPr>
-              <w:t>訪問型サービスA・通所型サービスAは実施していない</w:t>
-            </w:r>
-          </w:p>
-        </w:tc>
-        <w:tc>
-          <w:tcPr>
-            <w:tcW w:type="dxa" w:w="5234"/>
-            <w:vAlign w:val="center"/>
-          </w:tcPr>
-          <w:p>
-            <w:pPr>
-              <w:spacing w:before="20" w:after="20"/>
-            </w:pPr>
+              <w:t>ただし、現在も実施しているかは分かりません</w:t>
+            </w:r>
+          </w:p>
+        </w:tc>
+        <w:tc>
+          <w:tcPr>
+            <w:tcW w:type="dxa" w:w="5566"/>
+            <w:vAlign w:val="center"/>
+          </w:tcPr>
+          <w:p>
+            <w:pPr>
+              <w:spacing w:before="20" w:after="20"/>
+            </w:pPr>
+            <w:r>
+              <w:rPr>
+                <w:rFonts w:ascii="BIZ UDPゴシック" w:hAnsi="BIZ UDPゴシック" w:eastAsia="BIZ UDPゴシック"/>
+                <w:b/>
+                <w:i w:val="0"/>
+                <w:sz w:val="22"/>
+              </w:rPr>
+              <w:t>実施の有無の回答は令和3年度が最後で、令和4年度・令和5年度は無回答です。</w:t>
+            </w:r>
+            <w:r>
+              <w:rPr>
+                <w:rFonts w:ascii="BIZ UDPゴシック" w:hAnsi="BIZ UDPゴシック" w:eastAsia="BIZ UDPゴシック"/>
+                <w:b/>
+                <w:i w:val="0"/>
+                <w:sz w:val="22"/>
+              </w:rPr>
+              <w:t>令和5年度の利用者数は、訪問型B 24人に対し通所型Bは0人（延べ人数は空欄）です。</w:t>
+            </w:r>
             <w:r>
               <w:rPr>
                 <w:rFonts w:ascii="BIZ UDPゴシック" w:hAnsi="BIZ UDPゴシック" w:eastAsia="BIZ UDPゴシック"/>
@@ -8338,16 +9671,7 @@
                 <w:i w:val="0"/>
                 <w:sz w:val="22"/>
               </w:rPr>
-              <w:t>令和元年度・令和3年度とも「無」。</w:t>
-            </w:r>
-            <w:r>
-              <w:rPr>
-                <w:rFonts w:ascii="BIZ UDPゴシック" w:hAnsi="BIZ UDPゴシック" w:eastAsia="BIZ UDPゴシック"/>
-                <w:b/>
-                <w:i w:val="0"/>
-                <w:sz w:val="22"/>
-              </w:rPr>
-              <w:t>第10期でAを新設するかどうかは、町のご判断になります</w:t>
+              <w:t>実施をやめたのか記入漏れかが分かりません。町にご確認ください</w:t>
             </w:r>
           </w:p>
         </w:tc>
@@ -8355,7 +9679,7 @@
       <w:tr>
         <w:tc>
           <w:tcPr>
-            <w:tcW w:type="dxa" w:w="1278"/>
+            <w:tcW w:type="dxa" w:w="1242"/>
             <w:vAlign w:val="center"/>
           </w:tcPr>
           <w:p>
@@ -8375,7 +9699,7 @@
         </w:tc>
         <w:tc>
           <w:tcPr>
-            <w:tcW w:type="dxa" w:w="3126"/>
+            <w:tcW w:type="dxa" w:w="2830"/>
             <w:vAlign w:val="center"/>
           </w:tcPr>
           <w:p>
@@ -8389,19 +9713,99 @@
                 <w:i w:val="0"/>
                 <w:sz w:val="22"/>
               </w:rPr>
+              <w:t>訪問型サービスA・通所型サービスAは実施していない</w:t>
+            </w:r>
+          </w:p>
+        </w:tc>
+        <w:tc>
+          <w:tcPr>
+            <w:tcW w:type="dxa" w:w="5566"/>
+            <w:vAlign w:val="center"/>
+          </w:tcPr>
+          <w:p>
+            <w:pPr>
+              <w:spacing w:before="20" w:after="20"/>
+            </w:pPr>
+            <w:r>
+              <w:rPr>
+                <w:rFonts w:ascii="BIZ UDPゴシック" w:hAnsi="BIZ UDPゴシック" w:eastAsia="BIZ UDPゴシック"/>
+                <w:b w:val="0"/>
+                <w:i w:val="0"/>
+                <w:sz w:val="22"/>
+              </w:rPr>
+              <w:t>令和元年度・令和3年度とも「無」。</w:t>
+            </w:r>
+            <w:r>
+              <w:rPr>
+                <w:rFonts w:ascii="BIZ UDPゴシック" w:hAnsi="BIZ UDPゴシック" w:eastAsia="BIZ UDPゴシック"/>
+                <w:b/>
+                <w:i w:val="0"/>
+                <w:sz w:val="22"/>
+              </w:rPr>
+              <w:t>第10期でAを新設するかどうかは、町のご判断になります</w:t>
+            </w:r>
+          </w:p>
+        </w:tc>
+      </w:tr>
+      <w:tr>
+        <w:tc>
+          <w:tcPr>
+            <w:tcW w:type="dxa" w:w="1242"/>
+            <w:vAlign w:val="center"/>
+          </w:tcPr>
+          <w:p>
+            <w:pPr>
+              <w:spacing w:before="20" w:after="20"/>
+            </w:pPr>
+            <w:r>
+              <w:rPr>
+                <w:rFonts w:ascii="BIZ UDPゴシック" w:hAnsi="BIZ UDPゴシック" w:eastAsia="BIZ UDPゴシック"/>
+                <w:b w:val="0"/>
+                <w:i w:val="0"/>
+                <w:sz w:val="22"/>
+              </w:rPr>
+              <w:t>4</w:t>
+            </w:r>
+          </w:p>
+        </w:tc>
+        <w:tc>
+          <w:tcPr>
+            <w:tcW w:type="dxa" w:w="2830"/>
+            <w:vAlign w:val="center"/>
+          </w:tcPr>
+          <w:p>
+            <w:pPr>
+              <w:spacing w:before="20" w:after="20"/>
+            </w:pPr>
+            <w:r>
+              <w:rPr>
+                <w:rFonts w:ascii="BIZ UDPゴシック" w:hAnsi="BIZ UDPゴシック" w:eastAsia="BIZ UDPゴシック"/>
+                <w:b/>
+                <w:i w:val="0"/>
+                <w:sz w:val="22"/>
+              </w:rPr>
               <w:t>介護予防ケアマネジメントはAのみで、B・Cは実施していない</w:t>
             </w:r>
           </w:p>
         </w:tc>
         <w:tc>
           <w:tcPr>
-            <w:tcW w:type="dxa" w:w="5234"/>
-            <w:vAlign w:val="center"/>
-          </w:tcPr>
-          <w:p>
-            <w:pPr>
-              <w:spacing w:before="20" w:after="20"/>
-            </w:pPr>
+            <w:tcW w:type="dxa" w:w="5566"/>
+            <w:vAlign w:val="center"/>
+          </w:tcPr>
+          <w:p>
+            <w:pPr>
+              <w:spacing w:before="20" w:after="20"/>
+            </w:pPr>
+            <w:r>
+              <w:rPr>
+                <w:rFonts w:ascii="BIZ UDPゴシック" w:hAnsi="BIZ UDPゴシック" w:eastAsia="BIZ UDPゴシック"/>
+                <w:b w:val="0"/>
+                <w:i w:val="0"/>
+                <w:sz w:val="22"/>
+              </w:rPr>
+              <w:t>令和元年度から令和5年度まで一貫して「無」。</w:t>
+            </w:r>
             <w:r>
               <w:rPr>
                 <w:rFonts w:ascii="BIZ UDPゴシック" w:hAnsi="BIZ UDPゴシック" w:eastAsia="BIZ UDPゴシック"/>
@@ -8474,13 +9878,13 @@
         </w:tblCellMar>
       </w:tblPr>
       <w:tblGrid>
-        <w:gridCol w:w="2717"/>
-        <w:gridCol w:w="6921"/>
+        <w:gridCol w:w="2976"/>
+        <w:gridCol w:w="6662"/>
       </w:tblGrid>
       <w:tr>
         <w:tc>
           <w:tcPr>
-            <w:tcW w:type="dxa" w:w="2717"/>
+            <w:tcW w:type="dxa" w:w="2976"/>
             <w:shd w:val="clear" w:fill="1F3864"/>
             <w:vAlign w:val="center"/>
           </w:tcPr>
@@ -8503,7 +9907,7 @@
         </w:tc>
         <w:tc>
           <w:tcPr>
-            <w:tcW w:type="dxa" w:w="6921"/>
+            <w:tcW w:type="dxa" w:w="6662"/>
             <w:shd w:val="clear" w:fill="1F3864"/>
             <w:vAlign w:val="center"/>
           </w:tcPr>
@@ -8528,7 +9932,7 @@
       <w:tr>
         <w:tc>
           <w:tcPr>
-            <w:tcW w:type="dxa" w:w="2717"/>
+            <w:tcW w:type="dxa" w:w="2976"/>
             <w:vAlign w:val="center"/>
           </w:tcPr>
           <w:p>
@@ -8548,7 +9952,7 @@
         </w:tc>
         <w:tc>
           <w:tcPr>
-            <w:tcW w:type="dxa" w:w="6921"/>
+            <w:tcW w:type="dxa" w:w="6662"/>
             <w:vAlign w:val="center"/>
           </w:tcPr>
           <w:p>
@@ -8588,7 +9992,7 @@
       <w:tr>
         <w:tc>
           <w:tcPr>
-            <w:tcW w:type="dxa" w:w="2717"/>
+            <w:tcW w:type="dxa" w:w="2976"/>
             <w:vAlign w:val="center"/>
           </w:tcPr>
           <w:p>
@@ -8608,7 +10012,7 @@
         </w:tc>
         <w:tc>
           <w:tcPr>
-            <w:tcW w:type="dxa" w:w="6921"/>
+            <w:tcW w:type="dxa" w:w="6662"/>
             <w:vAlign w:val="center"/>
           </w:tcPr>
           <w:p>
@@ -8639,7 +10043,7 @@
       <w:tr>
         <w:tc>
           <w:tcPr>
-            <w:tcW w:type="dxa" w:w="2717"/>
+            <w:tcW w:type="dxa" w:w="2976"/>
             <w:vAlign w:val="center"/>
           </w:tcPr>
           <w:p>
@@ -8659,7 +10063,7 @@
         </w:tc>
         <w:tc>
           <w:tcPr>
-            <w:tcW w:type="dxa" w:w="6921"/>
+            <w:tcW w:type="dxa" w:w="6662"/>
             <w:vAlign w:val="center"/>
           </w:tcPr>
           <w:p>
@@ -8690,7 +10094,7 @@
       <w:tr>
         <w:tc>
           <w:tcPr>
-            <w:tcW w:type="dxa" w:w="2717"/>
+            <w:tcW w:type="dxa" w:w="2976"/>
             <w:vAlign w:val="center"/>
           </w:tcPr>
           <w:p>
@@ -8710,7 +10114,7 @@
         </w:tc>
         <w:tc>
           <w:tcPr>
-            <w:tcW w:type="dxa" w:w="6921"/>
+            <w:tcW w:type="dxa" w:w="6662"/>
             <w:vAlign w:val="center"/>
           </w:tcPr>
           <w:p>
@@ -8725,6 +10129,168 @@
                 <w:sz w:val="22"/>
               </w:rPr>
               <w:t>実人数0人・延べ人数は空欄。実施をやめたのか記入漏れかが分かりません</w:t>
+            </w:r>
+          </w:p>
+        </w:tc>
+      </w:tr>
+      <w:tr>
+        <w:tc>
+          <w:tcPr>
+            <w:tcW w:type="dxa" w:w="2976"/>
+            <w:vAlign w:val="center"/>
+          </w:tcPr>
+          <w:p>
+            <w:pPr>
+              <w:spacing w:before="20" w:after="20"/>
+            </w:pPr>
+            <w:r>
+              <w:rPr>
+                <w:rFonts w:ascii="BIZ UDPゴシック" w:hAnsi="BIZ UDPゴシック" w:eastAsia="BIZ UDPゴシック"/>
+                <w:b/>
+                <w:i w:val="0"/>
+                <w:sz w:val="22"/>
+              </w:rPr>
+              <w:t>従前相当サービスの実施の有無が、実績と合わない</w:t>
+            </w:r>
+          </w:p>
+        </w:tc>
+        <w:tc>
+          <w:tcPr>
+            <w:tcW w:type="dxa" w:w="6662"/>
+            <w:vAlign w:val="center"/>
+          </w:tcPr>
+          <w:p>
+            <w:pPr>
+              <w:spacing w:before="20" w:after="20"/>
+            </w:pPr>
+            <w:r>
+              <w:rPr>
+                <w:rFonts w:ascii="BIZ UDPゴシック" w:hAnsi="BIZ UDPゴシック" w:eastAsia="BIZ UDPゴシック"/>
+                <w:b/>
+                <w:i w:val="0"/>
+                <w:sz w:val="22"/>
+              </w:rPr>
+              <w:t>令和元年度は「有」、令和3年度は「無」と回答されています。</w:t>
+            </w:r>
+            <w:r>
+              <w:rPr>
+                <w:rFonts w:ascii="BIZ UDPゴシック" w:hAnsi="BIZ UDPゴシック" w:eastAsia="BIZ UDPゴシック"/>
+                <w:b w:val="0"/>
+                <w:i w:val="0"/>
+                <w:sz w:val="22"/>
+              </w:rPr>
+              <w:t>しかし令和5年度の利用者数は訪問型23人・通所型54人あり、国保連合会の月報にも訪問介護相当（A2）・通所介護相当（A6）の実績が毎月あります。</w:t>
+            </w:r>
+            <w:r>
+              <w:rPr>
+                <w:rFonts w:ascii="BIZ UDPゴシック" w:hAnsi="BIZ UDPゴシック" w:eastAsia="BIZ UDPゴシック"/>
+                <w:b/>
+                <w:i w:val="0"/>
+                <w:sz w:val="22"/>
+              </w:rPr>
+              <w:t>令和3年度の「無」は回答の誤りとみられます</w:t>
+            </w:r>
+          </w:p>
+        </w:tc>
+      </w:tr>
+      <w:tr>
+        <w:tc>
+          <w:tcPr>
+            <w:tcW w:type="dxa" w:w="2976"/>
+            <w:vAlign w:val="center"/>
+          </w:tcPr>
+          <w:p>
+            <w:pPr>
+              <w:spacing w:before="20" w:after="20"/>
+            </w:pPr>
+            <w:r>
+              <w:rPr>
+                <w:rFonts w:ascii="BIZ UDPゴシック" w:hAnsi="BIZ UDPゴシック" w:eastAsia="BIZ UDPゴシック"/>
+                <w:b/>
+                <w:i w:val="0"/>
+                <w:sz w:val="22"/>
+              </w:rPr>
+              <w:t>介護予防ケアマネジメントAの実施の有無が、件数と合わない</w:t>
+            </w:r>
+          </w:p>
+        </w:tc>
+        <w:tc>
+          <w:tcPr>
+            <w:tcW w:type="dxa" w:w="6662"/>
+            <w:vAlign w:val="center"/>
+          </w:tcPr>
+          <w:p>
+            <w:pPr>
+              <w:spacing w:before="20" w:after="20"/>
+            </w:pPr>
+            <w:r>
+              <w:rPr>
+                <w:rFonts w:ascii="BIZ UDPゴシック" w:hAnsi="BIZ UDPゴシック" w:eastAsia="BIZ UDPゴシック"/>
+                <w:b/>
+                <w:i w:val="0"/>
+                <w:sz w:val="22"/>
+              </w:rPr>
+              <w:t>令和4年度だけ「無」と回答されていますが、同年度の実施件数は52件です。</w:t>
+            </w:r>
+            <w:r>
+              <w:rPr>
+                <w:rFonts w:ascii="BIZ UDPゴシック" w:hAnsi="BIZ UDPゴシック" w:eastAsia="BIZ UDPゴシック"/>
+                <w:b w:val="0"/>
+                <w:i w:val="0"/>
+                <w:sz w:val="22"/>
+              </w:rPr>
+              <w:t>令和元年度・令和3年度・令和5年度はいずれも「有」です</w:t>
+            </w:r>
+          </w:p>
+        </w:tc>
+      </w:tr>
+      <w:tr>
+        <w:tc>
+          <w:tcPr>
+            <w:tcW w:type="dxa" w:w="2976"/>
+            <w:vAlign w:val="center"/>
+          </w:tcPr>
+          <w:p>
+            <w:pPr>
+              <w:spacing w:before="20" w:after="20"/>
+            </w:pPr>
+            <w:r>
+              <w:rPr>
+                <w:rFonts w:ascii="BIZ UDPゴシック" w:hAnsi="BIZ UDPゴシック" w:eastAsia="BIZ UDPゴシック"/>
+                <w:b/>
+                <w:i w:val="0"/>
+                <w:sz w:val="22"/>
+              </w:rPr>
+              <w:t>サービスBの事業所数が、令和元年度だけ0</w:t>
+            </w:r>
+          </w:p>
+        </w:tc>
+        <w:tc>
+          <w:tcPr>
+            <w:tcW w:type="dxa" w:w="6662"/>
+            <w:vAlign w:val="center"/>
+          </w:tcPr>
+          <w:p>
+            <w:pPr>
+              <w:spacing w:before="20" w:after="20"/>
+            </w:pPr>
+            <w:r>
+              <w:rPr>
+                <w:rFonts w:ascii="BIZ UDPゴシック" w:hAnsi="BIZ UDPゴシック" w:eastAsia="BIZ UDPゴシック"/>
+                <w:b w:val="0"/>
+                <w:i w:val="0"/>
+                <w:sz w:val="22"/>
+              </w:rPr>
+              <w:t>平成29年度から令和4年度まで各1で一貫しているなかで、令和元年度だけ0です。</w:t>
+            </w:r>
+            <w:r>
+              <w:rPr>
+                <w:rFonts w:ascii="BIZ UDPゴシック" w:hAnsi="BIZ UDPゴシック" w:eastAsia="BIZ UDPゴシック"/>
+                <w:b/>
+                <w:i w:val="0"/>
+                <w:sz w:val="22"/>
+              </w:rPr>
+              <w:t>同年度は「実施の有無＝有」と答えており、合いません</w:t>
             </w:r>
           </w:p>
         </w:tc>
@@ -9287,7 +10853,7 @@
           <w:color w:val="2E74B5"/>
           <w:sz w:val="32"/>
         </w:rPr>
-        <w:t>3　人材の視点　―　2030年に供給が追いつかなくなる</w:t>
+        <w:t>3　人材の視点　―　2030年に供給が追いつかなくなる見通し</w:t>
       </w:r>
       <w:bookmarkEnd w:id="109"/>
     </w:p>
@@ -9325,7 +10891,344 @@
           <w:i w:val="0"/>
           <w:sz w:val="24"/>
         </w:rPr>
-        <w:t>同じ考え方を小野町のデータで再現しました。</w:t>
+        <w:t>同じ考え方を小野町のデータで再現しました。以下は試算であり、町の介護人材の実数を数えたものではありません。</w:t>
+      </w:r>
+    </w:p>
+    <w:tbl>
+      <w:tblPr>
+        <w:tblW w:type="auto" w:w="0"/>
+        <w:jc w:val="center"/>
+        <w:tblLayout w:type="fixed"/>
+        <w:tblLook w:firstColumn="1" w:firstRow="1" w:lastColumn="0" w:lastRow="0" w:noHBand="0" w:noVBand="1" w:val="04A0"/>
+        <w:tblBorders>
+          <w:top w:val="single" w:sz="6" w:space="0" w:color="2E75B6"/>
+          <w:left w:val="single" w:sz="4" w:space="0" w:color="BFBFBF"/>
+          <w:bottom w:val="single" w:sz="6" w:space="0" w:color="2E75B6"/>
+          <w:right w:val="single" w:sz="4" w:space="0" w:color="BFBFBF"/>
+          <w:insideH w:val="single" w:sz="4" w:space="0" w:color="BFBFBF"/>
+          <w:insideV w:val="single" w:sz="4" w:space="0" w:color="BFBFBF"/>
+        </w:tblBorders>
+        <w:tblCellMar>
+          <w:left w:w="10" w:type="dxa"/>
+          <w:right w:w="10" w:type="dxa"/>
+        </w:tblCellMar>
+      </w:tblPr>
+      <w:tblGrid>
+        <w:gridCol w:w="1594"/>
+        <w:gridCol w:w="3348"/>
+        <w:gridCol w:w="4696"/>
+      </w:tblGrid>
+      <w:tr>
+        <w:tc>
+          <w:tcPr>
+            <w:tcW w:type="dxa" w:w="1594"/>
+            <w:shd w:val="clear" w:fill="1F3864"/>
+            <w:vAlign w:val="center"/>
+          </w:tcPr>
+          <w:p>
+            <w:pPr>
+              <w:spacing w:before="20" w:after="20"/>
+              <w:jc w:val="center"/>
+            </w:pPr>
+            <w:r>
+              <w:rPr>
+                <w:rFonts w:ascii="BIZ UDPゴシック" w:hAnsi="BIZ UDPゴシック" w:eastAsia="BIZ UDPゴシック"/>
+                <w:b/>
+                <w:i w:val="0"/>
+                <w:color w:val="FFFFFF"/>
+                <w:sz w:val="22"/>
+              </w:rPr>
+              <w:t>置いたこと</w:t>
+            </w:r>
+          </w:p>
+        </w:tc>
+        <w:tc>
+          <w:tcPr>
+            <w:tcW w:type="dxa" w:w="3348"/>
+            <w:shd w:val="clear" w:fill="1F3864"/>
+            <w:vAlign w:val="center"/>
+          </w:tcPr>
+          <w:p>
+            <w:pPr>
+              <w:spacing w:before="20" w:after="20"/>
+              <w:jc w:val="center"/>
+            </w:pPr>
+            <w:r>
+              <w:rPr>
+                <w:rFonts w:ascii="BIZ UDPゴシック" w:hAnsi="BIZ UDPゴシック" w:eastAsia="BIZ UDPゴシック"/>
+                <w:b/>
+                <w:i w:val="0"/>
+                <w:color w:val="FFFFFF"/>
+                <w:sz w:val="22"/>
+              </w:rPr>
+              <w:t>内容</w:t>
+            </w:r>
+          </w:p>
+        </w:tc>
+        <w:tc>
+          <w:tcPr>
+            <w:tcW w:type="dxa" w:w="4696"/>
+            <w:shd w:val="clear" w:fill="1F3864"/>
+            <w:vAlign w:val="center"/>
+          </w:tcPr>
+          <w:p>
+            <w:pPr>
+              <w:spacing w:before="20" w:after="20"/>
+              <w:jc w:val="center"/>
+            </w:pPr>
+            <w:r>
+              <w:rPr>
+                <w:rFonts w:ascii="BIZ UDPゴシック" w:hAnsi="BIZ UDPゴシック" w:eastAsia="BIZ UDPゴシック"/>
+                <w:b/>
+                <w:i w:val="0"/>
+                <w:color w:val="FFFFFF"/>
+                <w:sz w:val="22"/>
+              </w:rPr>
+              <w:t>その意味</w:t>
+            </w:r>
+          </w:p>
+        </w:tc>
+      </w:tr>
+      <w:tr>
+        <w:tc>
+          <w:tcPr>
+            <w:tcW w:type="dxa" w:w="1594"/>
+            <w:vAlign w:val="center"/>
+          </w:tcPr>
+          <w:p>
+            <w:pPr>
+              <w:spacing w:before="20" w:after="20"/>
+            </w:pPr>
+            <w:r>
+              <w:rPr>
+                <w:rFonts w:ascii="BIZ UDPゴシック" w:hAnsi="BIZ UDPゴシック" w:eastAsia="BIZ UDPゴシック"/>
+                <w:b/>
+                <w:i w:val="0"/>
+                <w:sz w:val="22"/>
+              </w:rPr>
+              <w:t>需要の代理</w:t>
+            </w:r>
+          </w:p>
+        </w:tc>
+        <w:tc>
+          <w:tcPr>
+            <w:tcW w:type="dxa" w:w="3348"/>
+            <w:vAlign w:val="center"/>
+          </w:tcPr>
+          <w:p>
+            <w:pPr>
+              <w:spacing w:before="20" w:after="20"/>
+            </w:pPr>
+            <w:r>
+              <w:rPr>
+                <w:rFonts w:ascii="BIZ UDPゴシック" w:hAnsi="BIZ UDPゴシック" w:eastAsia="BIZ UDPゴシック"/>
+                <w:b w:val="0"/>
+                <w:i w:val="0"/>
+                <w:sz w:val="22"/>
+              </w:rPr>
+              <w:t>認定者数（年齢階層別認定率×社人研の将来推計人口）</w:t>
+            </w:r>
+          </w:p>
+        </w:tc>
+        <w:tc>
+          <w:tcPr>
+            <w:tcW w:type="dxa" w:w="4696"/>
+            <w:vAlign w:val="center"/>
+          </w:tcPr>
+          <w:p>
+            <w:pPr>
+              <w:spacing w:before="20" w:after="20"/>
+            </w:pPr>
+            <w:r>
+              <w:rPr>
+                <w:rFonts w:ascii="BIZ UDPゴシック" w:hAnsi="BIZ UDPゴシック" w:eastAsia="BIZ UDPゴシック"/>
+                <w:b/>
+                <w:i w:val="0"/>
+                <w:sz w:val="22"/>
+              </w:rPr>
+              <w:t>認定者1人あたりに必要な人手は変わらないと置いている。</w:t>
+            </w:r>
+            <w:r>
+              <w:rPr>
+                <w:rFonts w:ascii="BIZ UDPゴシック" w:hAnsi="BIZ UDPゴシック" w:eastAsia="BIZ UDPゴシック"/>
+                <w:b w:val="0"/>
+                <w:i w:val="0"/>
+                <w:sz w:val="22"/>
+              </w:rPr>
+              <w:t>軽度化が進めば需要は下振れし、重度化が進めば上振れする</w:t>
+            </w:r>
+          </w:p>
+        </w:tc>
+      </w:tr>
+      <w:tr>
+        <w:tc>
+          <w:tcPr>
+            <w:tcW w:type="dxa" w:w="1594"/>
+            <w:vAlign w:val="center"/>
+          </w:tcPr>
+          <w:p>
+            <w:pPr>
+              <w:spacing w:before="20" w:after="20"/>
+            </w:pPr>
+            <w:r>
+              <w:rPr>
+                <w:rFonts w:ascii="BIZ UDPゴシック" w:hAnsi="BIZ UDPゴシック" w:eastAsia="BIZ UDPゴシック"/>
+                <w:b/>
+                <w:i w:val="0"/>
+                <w:sz w:val="22"/>
+              </w:rPr>
+              <w:t>供給の代理</w:t>
+            </w:r>
+          </w:p>
+        </w:tc>
+        <w:tc>
+          <w:tcPr>
+            <w:tcW w:type="dxa" w:w="3348"/>
+            <w:vAlign w:val="center"/>
+          </w:tcPr>
+          <w:p>
+            <w:pPr>
+              <w:spacing w:before="20" w:after="20"/>
+            </w:pPr>
+            <w:r>
+              <w:rPr>
+                <w:rFonts w:ascii="BIZ UDPゴシック" w:hAnsi="BIZ UDPゴシック" w:eastAsia="BIZ UDPゴシック"/>
+                <w:b w:val="0"/>
+                <w:i w:val="0"/>
+                <w:sz w:val="22"/>
+              </w:rPr>
+              <w:t>2020年の認定者数×（各年の生産年齢人口÷2020年の生産年齢人口）</w:t>
+            </w:r>
+          </w:p>
+        </w:tc>
+        <w:tc>
+          <w:tcPr>
+            <w:tcW w:type="dxa" w:w="4696"/>
+            <w:vAlign w:val="center"/>
+          </w:tcPr>
+          <w:p>
+            <w:pPr>
+              <w:spacing w:before="20" w:after="20"/>
+            </w:pPr>
+            <w:r>
+              <w:rPr>
+                <w:rFonts w:ascii="BIZ UDPゴシック" w:hAnsi="BIZ UDPゴシック" w:eastAsia="BIZ UDPゴシック"/>
+                <w:b/>
+                <w:i w:val="0"/>
+                <w:sz w:val="22"/>
+              </w:rPr>
+              <w:t>介護人材が生産年齢人口に比例して減ると置いている。</w:t>
+            </w:r>
+            <w:r>
+              <w:rPr>
+                <w:rFonts w:ascii="BIZ UDPゴシック" w:hAnsi="BIZ UDPゴシック" w:eastAsia="BIZ UDPゴシック"/>
+                <w:b w:val="0"/>
+                <w:i w:val="0"/>
+                <w:sz w:val="22"/>
+              </w:rPr>
+              <w:t>町外からの通勤や、他産業からの移動、介護テクノロジーによる省力化は織り込んでいない</w:t>
+            </w:r>
+          </w:p>
+        </w:tc>
+      </w:tr>
+      <w:tr>
+        <w:tc>
+          <w:tcPr>
+            <w:tcW w:type="dxa" w:w="1594"/>
+            <w:vAlign w:val="center"/>
+          </w:tcPr>
+          <w:p>
+            <w:pPr>
+              <w:spacing w:before="20" w:after="20"/>
+            </w:pPr>
+            <w:r>
+              <w:rPr>
+                <w:rFonts w:ascii="BIZ UDPゴシック" w:hAnsi="BIZ UDPゴシック" w:eastAsia="BIZ UDPゴシック"/>
+                <w:b/>
+                <w:i w:val="0"/>
+                <w:sz w:val="22"/>
+              </w:rPr>
+              <w:t>起点</w:t>
+            </w:r>
+          </w:p>
+        </w:tc>
+        <w:tc>
+          <w:tcPr>
+            <w:tcW w:type="dxa" w:w="3348"/>
+            <w:vAlign w:val="center"/>
+          </w:tcPr>
+          <w:p>
+            <w:pPr>
+              <w:spacing w:before="20" w:after="20"/>
+            </w:pPr>
+            <w:r>
+              <w:rPr>
+                <w:rFonts w:ascii="BIZ UDPゴシック" w:hAnsi="BIZ UDPゴシック" w:eastAsia="BIZ UDPゴシック"/>
+                <w:b w:val="0"/>
+                <w:i w:val="0"/>
+                <w:sz w:val="22"/>
+              </w:rPr>
+              <w:t>2020年の供給可能量＝2020年の需要</w:t>
+            </w:r>
+          </w:p>
+        </w:tc>
+        <w:tc>
+          <w:tcPr>
+            <w:tcW w:type="dxa" w:w="4696"/>
+            <w:vAlign w:val="center"/>
+          </w:tcPr>
+          <w:p>
+            <w:pPr>
+              <w:spacing w:before="20" w:after="20"/>
+            </w:pPr>
+            <w:r>
+              <w:rPr>
+                <w:rFonts w:ascii="BIZ UDPゴシック" w:hAnsi="BIZ UDPゴシック" w:eastAsia="BIZ UDPゴシック"/>
+                <w:b/>
+                <w:i w:val="0"/>
+                <w:sz w:val="22"/>
+              </w:rPr>
+              <w:t>2020年時点では過不足がないと置いている。</w:t>
+            </w:r>
+            <w:r>
+              <w:rPr>
+                <w:rFonts w:ascii="BIZ UDPゴシック" w:hAnsi="BIZ UDPゴシック" w:eastAsia="BIZ UDPゴシック"/>
+                <w:b w:val="0"/>
+                <w:i w:val="0"/>
+                <w:sz w:val="22"/>
+              </w:rPr>
+              <w:t>当時すでに不足（または余剰）があれば、以後の水準が全体にずれる</w:t>
+            </w:r>
+          </w:p>
+        </w:tc>
+      </w:tr>
+    </w:tbl>
+    <w:p>
+      <w:pPr>
+        <w:spacing w:after="40"/>
+      </w:pPr>
+    </w:p>
+    <w:p>
+      <w:pPr>
+        <w:spacing w:before="60" w:after="60"/>
+      </w:pPr>
+      <w:r>
+        <w:rPr>
+          <w:rFonts w:ascii="BIZ UDPゴシック" w:hAnsi="BIZ UDPゴシック" w:eastAsia="BIZ UDPゴシック"/>
+          <w:b/>
+          <w:i w:val="0"/>
+          <w:sz w:val="24"/>
+        </w:rPr>
+        <w:t>したがって、読み取るべきは水準ではなく向きと時期です。</w:t>
+      </w:r>
+      <w:r>
+        <w:rPr>
+          <w:rFonts w:ascii="BIZ UDPゴシック" w:hAnsi="BIZ UDPゴシック" w:eastAsia="BIZ UDPゴシック"/>
+          <w:b/>
+          <w:i w:val="0"/>
+          <w:sz w:val="24"/>
+        </w:rPr>
+        <w:t>「いつごろから、どの程度の速さで苦しくなるか」を見るものとしてお使いください。</w:t>
       </w:r>
     </w:p>
     <w:p>
@@ -10542,6 +12445,38 @@
           <w:sz w:val="24"/>
         </w:rPr>
         <w:t>問題が本格化するのは第11期以降ですが、手を打つのは第10期のうちでなければ間に合いません。</w:t>
+      </w:r>
+    </w:p>
+    <w:p>
+      <w:pPr>
+        <w:spacing w:before="60" w:after="60"/>
+      </w:pPr>
+      <w:r>
+        <w:rPr>
+          <w:rFonts w:ascii="BIZ UDPゴシック" w:hAnsi="BIZ UDPゴシック" w:eastAsia="BIZ UDPゴシック"/>
+          <w:b/>
+          <w:i w:val="0"/>
+          <w:sz w:val="24"/>
+        </w:rPr>
+        <w:t>なお、この試算で2025年時点にすでに78人の開きが出ているのは、2020年から2025年にかけて生産年齢人口が8.4％減る一方、認定者数がほぼ横ばいであることによります。</w:t>
+      </w:r>
+      <w:r>
+        <w:rPr>
+          <w:rFonts w:ascii="BIZ UDPゴシック" w:hAnsi="BIZ UDPゴシック" w:eastAsia="BIZ UDPゴシック"/>
+          <w:b/>
+          <w:i w:val="0"/>
+          <w:sz w:val="24"/>
+        </w:rPr>
+        <w:t>現に供給が78人分不足しているという意味ではありません。</w:t>
+      </w:r>
+      <w:r>
+        <w:rPr>
+          <w:rFonts w:ascii="BIZ UDPゴシック" w:hAnsi="BIZ UDPゴシック" w:eastAsia="BIZ UDPゴシック"/>
+          <w:b w:val="0"/>
+          <w:i w:val="0"/>
+          <w:sz w:val="24"/>
+        </w:rPr>
+        <w:t>起点の2020年を過不足ゼロと置いているためです。</w:t>
       </w:r>
     </w:p>
     <w:p>
@@ -11540,7 +13475,16 @@
           <w:i w:val="0"/>
           <w:sz w:val="24"/>
         </w:rPr>
-        <w:t>上限額は75歳以上人口の伸びに比例して増えていきます。</w:t>
+        <w:t>上限額は、おおむね75歳以上人口の伸びに比例して増えていきます。</w:t>
+      </w:r>
+      <w:r>
+        <w:rPr>
+          <w:rFonts w:ascii="BIZ UDPゴシック" w:hAnsi="BIZ UDPゴシック" w:eastAsia="BIZ UDPゴシック"/>
+          <w:b/>
+          <w:i w:val="0"/>
+          <w:sz w:val="24"/>
+        </w:rPr>
+        <w:t>ただし算式はA×E－Bであり、当年度の介護予防支援の額（B）が増えればその分だけ上限額は下がります。</w:t>
       </w:r>
       <w:r>
         <w:rPr>
@@ -12049,13 +13993,13 @@
         </w:tblCellMar>
       </w:tblPr>
       <w:tblGrid>
-        <w:gridCol w:w="2195"/>
-        <w:gridCol w:w="7443"/>
+        <w:gridCol w:w="2646"/>
+        <w:gridCol w:w="6991"/>
       </w:tblGrid>
       <w:tr>
         <w:tc>
           <w:tcPr>
-            <w:tcW w:type="dxa" w:w="2195"/>
+            <w:tcW w:type="dxa" w:w="2646"/>
             <w:shd w:val="clear" w:fill="1F3864"/>
             <w:vAlign w:val="center"/>
           </w:tcPr>
@@ -12078,7 +14022,7 @@
         </w:tc>
         <w:tc>
           <w:tcPr>
-            <w:tcW w:type="dxa" w:w="7443"/>
+            <w:tcW w:type="dxa" w:w="6991"/>
             <w:shd w:val="clear" w:fill="1F3864"/>
             <w:vAlign w:val="center"/>
           </w:tcPr>
@@ -12103,7 +14047,7 @@
       <w:tr>
         <w:tc>
           <w:tcPr>
-            <w:tcW w:type="dxa" w:w="2195"/>
+            <w:tcW w:type="dxa" w:w="2646"/>
             <w:vAlign w:val="center"/>
           </w:tcPr>
           <w:p>
@@ -12117,13 +14061,13 @@
                 <w:i w:val="0"/>
                 <w:sz w:val="22"/>
               </w:rPr>
-              <w:t>上限内に収まる公算が高い</w:t>
-            </w:r>
-          </w:p>
-        </w:tc>
-        <w:tc>
-          <w:tcPr>
-            <w:tcW w:type="dxa" w:w="7443"/>
+              <w:t>令和6年度に上限内であれば、第10期も収まる</w:t>
+            </w:r>
+          </w:p>
+        </w:tc>
+        <w:tc>
+          <w:tcPr>
+            <w:tcW w:type="dxa" w:w="6991"/>
             <w:vAlign w:val="center"/>
           </w:tcPr>
           <w:p>
@@ -12137,16 +14081,25 @@
                 <w:i w:val="0"/>
                 <w:sz w:val="22"/>
               </w:rPr>
-              <w:t>事業費を据え置く一方、上限額は75歳以上人口の伸びに比例して+4.8%増えます。</w:t>
-            </w:r>
-            <w:r>
-              <w:rPr>
-                <w:rFonts w:ascii="BIZ UDPゴシック" w:hAnsi="BIZ UDPゴシック" w:eastAsia="BIZ UDPゴシック"/>
-                <w:b w:val="0"/>
-                <w:i w:val="0"/>
-                <w:sz w:val="22"/>
-              </w:rPr>
-              <w:t>令和6年度の時点で上限内であれば、第10期も上限内におさまります</w:t>
+              <w:t>事業費を据え置く一方、75歳以上人口は令和6年度から令和11年度にかけて+4.8%増えます。</w:t>
+            </w:r>
+            <w:r>
+              <w:rPr>
+                <w:rFonts w:ascii="BIZ UDPゴシック" w:hAnsi="BIZ UDPゴシック" w:eastAsia="BIZ UDPゴシック"/>
+                <w:b/>
+                <w:i w:val="0"/>
+                <w:sz w:val="22"/>
+              </w:rPr>
+              <w:t>したがって上限額も同じ程度は増えます（介護予防支援の額が大きく増えなければ）。</w:t>
+            </w:r>
+            <w:r>
+              <w:rPr>
+                <w:rFonts w:ascii="BIZ UDPゴシック" w:hAnsi="BIZ UDPゴシック" w:eastAsia="BIZ UDPゴシック"/>
+                <w:b/>
+                <w:i w:val="0"/>
+                <w:sz w:val="22"/>
+              </w:rPr>
+              <w:t>これは条件つきの見通しであり、前提となる「令和6年度に上限内であること」自体が確かめられていません</w:t>
             </w:r>
           </w:p>
         </w:tc>
@@ -12154,7 +14107,7 @@
       <w:tr>
         <w:tc>
           <w:tcPr>
-            <w:tcW w:type="dxa" w:w="2195"/>
+            <w:tcW w:type="dxa" w:w="2646"/>
             <w:vAlign w:val="center"/>
           </w:tcPr>
           <w:p>
@@ -12174,7 +14127,7 @@
         </w:tc>
         <w:tc>
           <w:tcPr>
-            <w:tcW w:type="dxa" w:w="7443"/>
+            <w:tcW w:type="dxa" w:w="6991"/>
             <w:vAlign w:val="center"/>
           </w:tcPr>
           <w:p>
@@ -12214,7 +14167,7 @@
       <w:tr>
         <w:tc>
           <w:tcPr>
-            <w:tcW w:type="dxa" w:w="2195"/>
+            <w:tcW w:type="dxa" w:w="2646"/>
             <w:vAlign w:val="center"/>
           </w:tcPr>
           <w:p>
@@ -12234,7 +14187,7 @@
         </w:tc>
         <w:tc>
           <w:tcPr>
-            <w:tcW w:type="dxa" w:w="7443"/>
+            <w:tcW w:type="dxa" w:w="6991"/>
             <w:vAlign w:val="center"/>
           </w:tcPr>
           <w:p>
@@ -12315,13 +14268,13 @@
         </w:tblCellMar>
       </w:tblPr>
       <w:tblGrid>
-        <w:gridCol w:w="3960"/>
-        <w:gridCol w:w="5678"/>
+        <w:gridCol w:w="3704"/>
+        <w:gridCol w:w="5933"/>
       </w:tblGrid>
       <w:tr>
         <w:tc>
           <w:tcPr>
-            <w:tcW w:type="dxa" w:w="3960"/>
+            <w:tcW w:type="dxa" w:w="3704"/>
             <w:shd w:val="clear" w:fill="1F3864"/>
             <w:vAlign w:val="center"/>
           </w:tcPr>
@@ -12344,7 +14297,7 @@
         </w:tc>
         <w:tc>
           <w:tcPr>
-            <w:tcW w:type="dxa" w:w="5678"/>
+            <w:tcW w:type="dxa" w:w="5933"/>
             <w:shd w:val="clear" w:fill="1F3864"/>
             <w:vAlign w:val="center"/>
           </w:tcPr>
@@ -12369,7 +14322,7 @@
       <w:tr>
         <w:tc>
           <w:tcPr>
-            <w:tcW w:type="dxa" w:w="3960"/>
+            <w:tcW w:type="dxa" w:w="3704"/>
             <w:vAlign w:val="center"/>
           </w:tcPr>
           <w:p>
@@ -12389,7 +14342,7 @@
         </w:tc>
         <w:tc>
           <w:tcPr>
-            <w:tcW w:type="dxa" w:w="5678"/>
+            <w:tcW w:type="dxa" w:w="5933"/>
             <w:vAlign w:val="center"/>
           </w:tcPr>
           <w:p>
@@ -12411,7 +14364,7 @@
       <w:tr>
         <w:tc>
           <w:tcPr>
-            <w:tcW w:type="dxa" w:w="3960"/>
+            <w:tcW w:type="dxa" w:w="3704"/>
             <w:vAlign w:val="center"/>
           </w:tcPr>
           <w:p>
@@ -12431,7 +14384,7 @@
         </w:tc>
         <w:tc>
           <w:tcPr>
-            <w:tcW w:type="dxa" w:w="5678"/>
+            <w:tcW w:type="dxa" w:w="5933"/>
             <w:vAlign w:val="center"/>
           </w:tcPr>
           <w:p>
@@ -12453,7 +14406,7 @@
       <w:tr>
         <w:tc>
           <w:tcPr>
-            <w:tcW w:type="dxa" w:w="3960"/>
+            <w:tcW w:type="dxa" w:w="3704"/>
             <w:vAlign w:val="center"/>
           </w:tcPr>
           <w:p>
@@ -12473,7 +14426,7 @@
         </w:tc>
         <w:tc>
           <w:tcPr>
-            <w:tcW w:type="dxa" w:w="5678"/>
+            <w:tcW w:type="dxa" w:w="5933"/>
             <w:vAlign w:val="center"/>
           </w:tcPr>
           <w:p>
@@ -12487,7 +14440,7 @@
                 <w:i w:val="0"/>
                 <w:sz w:val="22"/>
               </w:rPr>
-              <w:t>実施していることを確認（第2章3）</w:t>
+              <w:t>事業所（団体）が各1あることを確認。ただし令和4年度以降の実施の有無は無回答（第2章3）</w:t>
             </w:r>
           </w:p>
         </w:tc>
@@ -12495,7 +14448,7 @@
       <w:tr>
         <w:tc>
           <w:tcPr>
-            <w:tcW w:type="dxa" w:w="3960"/>
+            <w:tcW w:type="dxa" w:w="3704"/>
             <w:vAlign w:val="center"/>
           </w:tcPr>
           <w:p>
@@ -12515,21 +14468,21 @@
         </w:tc>
         <w:tc>
           <w:tcPr>
-            <w:tcW w:type="dxa" w:w="5678"/>
-            <w:vAlign w:val="center"/>
-          </w:tcPr>
-          <w:p>
-            <w:pPr>
-              <w:spacing w:before="20" w:after="20"/>
-            </w:pPr>
-            <w:r>
-              <w:rPr>
-                <w:rFonts w:ascii="BIZ UDPゴシック" w:hAnsi="BIZ UDPゴシック" w:eastAsia="BIZ UDPゴシック"/>
-                <w:b/>
-                <w:i w:val="0"/>
-                <w:sz w:val="22"/>
-              </w:rPr>
-              <w:t>実施していないことを確認</w:t>
+            <w:tcW w:type="dxa" w:w="5933"/>
+            <w:vAlign w:val="center"/>
+          </w:tcPr>
+          <w:p>
+            <w:pPr>
+              <w:spacing w:before="20" w:after="20"/>
+            </w:pPr>
+            <w:r>
+              <w:rPr>
+                <w:rFonts w:ascii="BIZ UDPゴシック" w:hAnsi="BIZ UDPゴシック" w:eastAsia="BIZ UDPゴシック"/>
+                <w:b w:val="0"/>
+                <w:i w:val="0"/>
+                <w:sz w:val="22"/>
+              </w:rPr>
+              <w:t>実施していないとの回答（令和元年度・令和3年度）</w:t>
             </w:r>
           </w:p>
         </w:tc>
@@ -12537,7 +14490,7 @@
       <w:tr>
         <w:tc>
           <w:tcPr>
-            <w:tcW w:type="dxa" w:w="3960"/>
+            <w:tcW w:type="dxa" w:w="3704"/>
             <w:vAlign w:val="center"/>
           </w:tcPr>
           <w:p>
@@ -12557,21 +14510,21 @@
         </w:tc>
         <w:tc>
           <w:tcPr>
-            <w:tcW w:type="dxa" w:w="5678"/>
-            <w:vAlign w:val="center"/>
-          </w:tcPr>
-          <w:p>
-            <w:pPr>
-              <w:spacing w:before="20" w:after="20"/>
-            </w:pPr>
-            <w:r>
-              <w:rPr>
-                <w:rFonts w:ascii="BIZ UDPゴシック" w:hAnsi="BIZ UDPゴシック" w:eastAsia="BIZ UDPゴシック"/>
-                <w:b/>
-                <w:i w:val="0"/>
-                <w:sz w:val="22"/>
-              </w:rPr>
-              <w:t>実施していないことを確認</w:t>
+            <w:tcW w:type="dxa" w:w="5933"/>
+            <w:vAlign w:val="center"/>
+          </w:tcPr>
+          <w:p>
+            <w:pPr>
+              <w:spacing w:before="20" w:after="20"/>
+            </w:pPr>
+            <w:r>
+              <w:rPr>
+                <w:rFonts w:ascii="BIZ UDPゴシック" w:hAnsi="BIZ UDPゴシック" w:eastAsia="BIZ UDPゴシック"/>
+                <w:b w:val="0"/>
+                <w:i w:val="0"/>
+                <w:sz w:val="22"/>
+              </w:rPr>
+              <w:t>実施していないとの回答（令和元年度〜令和5年度で一貫）</w:t>
             </w:r>
           </w:p>
         </w:tc>
@@ -12579,7 +14532,7 @@
       <w:tr>
         <w:tc>
           <w:tcPr>
-            <w:tcW w:type="dxa" w:w="3960"/>
+            <w:tcW w:type="dxa" w:w="3704"/>
             <w:vAlign w:val="center"/>
           </w:tcPr>
           <w:p>
@@ -12599,7 +14552,7 @@
         </w:tc>
         <w:tc>
           <w:tcPr>
-            <w:tcW w:type="dxa" w:w="5678"/>
+            <w:tcW w:type="dxa" w:w="5933"/>
             <w:vAlign w:val="center"/>
           </w:tcPr>
           <w:p>
@@ -12621,7 +14574,7 @@
       <w:tr>
         <w:tc>
           <w:tcPr>
-            <w:tcW w:type="dxa" w:w="3960"/>
+            <w:tcW w:type="dxa" w:w="3704"/>
             <w:vAlign w:val="center"/>
           </w:tcPr>
           <w:p>
@@ -12641,7 +14594,7 @@
         </w:tc>
         <w:tc>
           <w:tcPr>
-            <w:tcW w:type="dxa" w:w="5678"/>
+            <w:tcW w:type="dxa" w:w="5933"/>
             <w:vAlign w:val="center"/>
           </w:tcPr>
           <w:p>
@@ -12663,7 +14616,7 @@
       <w:tr>
         <w:tc>
           <w:tcPr>
-            <w:tcW w:type="dxa" w:w="3960"/>
+            <w:tcW w:type="dxa" w:w="3704"/>
             <w:vAlign w:val="center"/>
           </w:tcPr>
           <w:p>
@@ -12683,7 +14636,7 @@
         </w:tc>
         <w:tc>
           <w:tcPr>
-            <w:tcW w:type="dxa" w:w="5678"/>
+            <w:tcW w:type="dxa" w:w="5933"/>
             <w:vAlign w:val="center"/>
           </w:tcPr>
           <w:p>
@@ -12705,7 +14658,7 @@
       <w:tr>
         <w:tc>
           <w:tcPr>
-            <w:tcW w:type="dxa" w:w="3960"/>
+            <w:tcW w:type="dxa" w:w="3704"/>
             <w:vAlign w:val="center"/>
           </w:tcPr>
           <w:p>
@@ -12725,7 +14678,7 @@
         </w:tc>
         <w:tc>
           <w:tcPr>
-            <w:tcW w:type="dxa" w:w="5678"/>
+            <w:tcW w:type="dxa" w:w="5933"/>
             <w:vAlign w:val="center"/>
           </w:tcPr>
           <w:p>
@@ -13344,16 +15297,16 @@
                 <w:i w:val="0"/>
                 <w:sz w:val="22"/>
               </w:rPr>
-              <w:t>実施していることが分かりました。</w:t>
-            </w:r>
-            <w:r>
-              <w:rPr>
-                <w:rFonts w:ascii="BIZ UDPゴシック" w:hAnsi="BIZ UDPゴシック" w:eastAsia="BIZ UDPゴシック"/>
-                <w:b w:val="0"/>
-                <w:i w:val="0"/>
-                <w:sz w:val="22"/>
-              </w:rPr>
-              <w:t>第10期の重点施策の土台になるため、中身を教えてください</w:t>
+              <w:t>事業所（団体）が各1あることまでは分かりました。</w:t>
+            </w:r>
+            <w:r>
+              <w:rPr>
+                <w:rFonts w:ascii="BIZ UDPゴシック" w:hAnsi="BIZ UDPゴシック" w:eastAsia="BIZ UDPゴシック"/>
+                <w:b/>
+                <w:i w:val="0"/>
+                <w:sz w:val="22"/>
+              </w:rPr>
+              <w:t>令和4年度以降の実施の有無が無回答で、令和5年度の通所型Bは0人です。現在も実施しているかを含めて、中身を教えてください</w:t>
             </w:r>
           </w:p>
         </w:tc>

--- a/小野町_引継ぎ_整理済/20_総合事業ワークシート/小野町_総合事業ワークシートの確認結果_20260928.docx
+++ b/小野町_引継ぎ_整理済/20_総合事業ワークシート/小野町_総合事業ワークシートの確認結果_20260928.docx
@@ -1104,6 +1104,7 @@
     </w:p>
     <w:p>
       <w:pPr>
+        <w:pStyle w:val="Heading1"/>
         <w:keepNext/>
         <w:spacing w:before="240" w:after="100"/>
       </w:pPr>
@@ -1727,6 +1728,7 @@
     </w:p>
     <w:p>
       <w:pPr>
+        <w:pStyle w:val="Heading1"/>
         <w:keepNext/>
         <w:spacing w:before="240" w:after="100"/>
       </w:pPr>
@@ -1984,6 +1986,7 @@
     </w:p>
     <w:p>
       <w:pPr>
+        <w:pStyle w:val="Heading2"/>
         <w:keepNext/>
         <w:spacing w:before="180" w:after="100"/>
       </w:pPr>
@@ -2986,6 +2989,7 @@
     </w:p>
     <w:p>
       <w:pPr>
+        <w:pStyle w:val="Heading1"/>
         <w:keepNext/>
         <w:spacing w:before="240" w:after="100"/>
       </w:pPr>
@@ -3004,6 +3008,7 @@
     </w:p>
     <w:p>
       <w:pPr>
+        <w:pStyle w:val="Heading2"/>
         <w:keepNext/>
         <w:spacing w:before="180" w:after="100"/>
       </w:pPr>
@@ -4578,6 +4583,7 @@
     </w:p>
     <w:p>
       <w:pPr>
+        <w:pStyle w:val="Heading2"/>
         <w:keepNext/>
         <w:spacing w:before="180" w:after="100"/>
       </w:pPr>
@@ -5185,6 +5191,7 @@
     </w:p>
     <w:p>
       <w:pPr>
+        <w:pStyle w:val="Heading2"/>
         <w:keepNext/>
         <w:spacing w:before="180" w:after="100"/>
       </w:pPr>
@@ -7064,6 +7071,7 @@
     </w:p>
     <w:p>
       <w:pPr>
+        <w:pStyle w:val="Heading3"/>
         <w:keepNext/>
         <w:spacing w:before="180" w:after="80"/>
       </w:pPr>
@@ -8801,6 +8809,7 @@
     </w:p>
     <w:p>
       <w:pPr>
+        <w:pStyle w:val="Heading3"/>
         <w:keepNext/>
         <w:spacing w:before="180" w:after="80"/>
       </w:pPr>
@@ -9844,6 +9853,7 @@
     </w:p>
     <w:p>
       <w:pPr>
+        <w:pStyle w:val="Heading3"/>
         <w:keepNext/>
         <w:spacing w:before="180" w:after="80"/>
       </w:pPr>
@@ -10335,6 +10345,7 @@
     </w:p>
     <w:p>
       <w:pPr>
+        <w:pStyle w:val="Heading2"/>
         <w:keepNext/>
         <w:spacing w:before="180" w:after="100"/>
       </w:pPr>
@@ -10841,6 +10852,7 @@
     </w:p>
     <w:p>
       <w:pPr>
+        <w:pStyle w:val="Heading1"/>
         <w:keepNext/>
         <w:spacing w:before="240" w:after="100"/>
       </w:pPr>
@@ -12481,6 +12493,7 @@
     </w:p>
     <w:p>
       <w:pPr>
+        <w:pStyle w:val="Heading1"/>
         <w:keepNext/>
         <w:spacing w:before="240" w:after="100"/>
       </w:pPr>
@@ -13102,6 +13115,7 @@
     </w:p>
     <w:p>
       <w:pPr>
+        <w:pStyle w:val="Heading1"/>
         <w:keepNext/>
         <w:spacing w:before="240" w:after="100"/>
       </w:pPr>
@@ -13120,6 +13134,7 @@
     </w:p>
     <w:p>
       <w:pPr>
+        <w:pStyle w:val="Heading2"/>
         <w:keepNext/>
         <w:spacing w:before="180" w:after="100"/>
       </w:pPr>
@@ -13934,6 +13949,7 @@
     </w:p>
     <w:p>
       <w:pPr>
+        <w:pStyle w:val="Heading2"/>
         <w:keepNext/>
         <w:spacing w:before="180" w:after="100"/>
       </w:pPr>
@@ -14232,6 +14248,7 @@
     </w:p>
     <w:p>
       <w:pPr>
+        <w:pStyle w:val="Heading2"/>
         <w:keepNext/>
         <w:spacing w:before="180" w:after="100"/>
       </w:pPr>
@@ -14705,6 +14722,7 @@
     </w:p>
     <w:p>
       <w:pPr>
+        <w:pStyle w:val="Heading1"/>
         <w:keepNext/>
         <w:spacing w:before="240" w:after="100"/>
       </w:pPr>
@@ -15593,6 +15611,7 @@
     </w:p>
     <w:p>
       <w:pPr>
+        <w:pStyle w:val="Heading1"/>
         <w:keepNext/>
         <w:spacing w:before="240" w:after="100"/>
       </w:pPr>
@@ -16642,6 +16661,7 @@
     <w:rPr>
       <w:rFonts w:ascii="游ゴシック" w:hAnsi="游ゴシック" w:eastAsia="游ゴシック"/>
       <w:sz w:val="21"/>
+      <w:lang w:val="en-US" w:eastAsia="ja-JP"/>
     </w:rPr>
   </w:style>
   <w:style w:type="paragraph" w:styleId="Header">
@@ -16699,15 +16719,17 @@
     <w:pPr>
       <w:keepNext/>
       <w:keepLines/>
-      <w:spacing w:before="480" w:after="0"/>
+      <w:spacing w:before="240" w:after="100"/>
+      <w:ind w:left="0" w:firstLine="0"/>
       <w:outlineLvl w:val="0"/>
     </w:pPr>
     <w:rPr>
-      <w:rFonts w:asciiTheme="majorHAnsi" w:eastAsiaTheme="majorEastAsia" w:hAnsiTheme="majorHAnsi" w:cstheme="majorBidi"/>
+      <w:rFonts w:asciiTheme="majorHAnsi" w:eastAsiaTheme="majorEastAsia" w:hAnsiTheme="majorHAnsi" w:cstheme="majorBidi" w:ascii="游ゴシック" w:hAnsi="游ゴシック" w:eastAsia="游ゴシック"/>
       <w:b/>
       <w:bCs/>
-      <w:color w:val="365F91" w:themeColor="accent1" w:themeShade="BF"/>
-      <w:sz w:val="28"/>
+      <w:i w:val="0"/>
+      <w:color w:val="2E74B5"/>
+      <w:sz w:val="30"/>
       <w:szCs w:val="28"/>
     </w:rPr>
   </w:style>
@@ -16723,15 +16745,17 @@
     <w:pPr>
       <w:keepNext/>
       <w:keepLines/>
-      <w:spacing w:before="200" w:after="0"/>
+      <w:spacing w:before="180" w:after="100"/>
+      <w:ind w:left="0" w:firstLine="0"/>
       <w:outlineLvl w:val="1"/>
     </w:pPr>
     <w:rPr>
-      <w:rFonts w:asciiTheme="majorHAnsi" w:eastAsiaTheme="majorEastAsia" w:hAnsiTheme="majorHAnsi" w:cstheme="majorBidi"/>
+      <w:rFonts w:asciiTheme="majorHAnsi" w:eastAsiaTheme="majorEastAsia" w:hAnsiTheme="majorHAnsi" w:cstheme="majorBidi" w:ascii="游ゴシック" w:hAnsi="游ゴシック" w:eastAsia="游ゴシック"/>
       <w:b/>
       <w:bCs/>
-      <w:color w:val="4F81BD" w:themeColor="accent1"/>
-      <w:sz w:val="26"/>
+      <w:i w:val="0"/>
+      <w:color w:val="2E74B5"/>
+      <w:sz w:val="25"/>
       <w:szCs w:val="26"/>
     </w:rPr>
   </w:style>
@@ -16747,14 +16771,17 @@
     <w:pPr>
       <w:keepNext/>
       <w:keepLines/>
-      <w:spacing w:before="200" w:after="0"/>
+      <w:spacing w:before="180" w:after="80"/>
+      <w:ind w:left="0" w:firstLine="0"/>
       <w:outlineLvl w:val="2"/>
     </w:pPr>
     <w:rPr>
-      <w:rFonts w:asciiTheme="majorHAnsi" w:eastAsiaTheme="majorEastAsia" w:hAnsiTheme="majorHAnsi" w:cstheme="majorBidi"/>
+      <w:rFonts w:asciiTheme="majorHAnsi" w:eastAsiaTheme="majorEastAsia" w:hAnsiTheme="majorHAnsi" w:cstheme="majorBidi" w:ascii="游ゴシック" w:hAnsi="游ゴシック" w:eastAsia="游ゴシック"/>
       <w:b/>
       <w:bCs/>
-      <w:color w:val="4F81BD" w:themeColor="accent1"/>
+      <w:i w:val="0"/>
+      <w:color w:val="1F4D78"/>
+      <w:sz w:val="22"/>
     </w:rPr>
   </w:style>
   <w:style w:type="paragraph" w:styleId="Heading4">

--- a/小野町_引継ぎ_整理済/20_総合事業ワークシート/小野町_総合事業ワークシートの確認結果_20260928.docx
+++ b/小野町_引継ぎ_整理済/20_総合事業ワークシート/小野町_総合事業ワークシートの確認結果_20260928.docx
@@ -1838,6 +1838,7 @@
           </w:tcPr>
           <w:p>
             <w:pPr>
+              <w:keepNext/>
               <w:spacing w:before="20" w:after="20"/>
             </w:pPr>
             <w:r>
@@ -1858,6 +1859,7 @@
           </w:tcPr>
           <w:p>
             <w:pPr>
+              <w:keepNext/>
               <w:spacing w:before="20" w:after="20"/>
             </w:pPr>
             <w:r>
@@ -9047,6 +9049,7 @@
           </w:tcPr>
           <w:p>
             <w:pPr>
+              <w:keepNext/>
               <w:spacing w:before="20" w:after="20"/>
             </w:pPr>
             <w:r>
@@ -9067,6 +9070,7 @@
           </w:tcPr>
           <w:p>
             <w:pPr>
+              <w:keepNext/>
               <w:spacing w:before="20" w:after="20"/>
               <w:jc w:val="right"/>
             </w:pPr>
@@ -9088,6 +9092,7 @@
           </w:tcPr>
           <w:p>
             <w:pPr>
+              <w:keepNext/>
               <w:spacing w:before="20" w:after="20"/>
               <w:jc w:val="right"/>
             </w:pPr>
@@ -9109,6 +9114,7 @@
           </w:tcPr>
           <w:p>
             <w:pPr>
+              <w:keepNext/>
               <w:spacing w:before="20" w:after="20"/>
               <w:jc w:val="right"/>
             </w:pPr>
@@ -9130,6 +9136,7 @@
           </w:tcPr>
           <w:p>
             <w:pPr>
+              <w:keepNext/>
               <w:spacing w:before="20" w:after="20"/>
               <w:jc w:val="right"/>
             </w:pPr>
@@ -9151,6 +9158,7 @@
           </w:tcPr>
           <w:p>
             <w:pPr>
+              <w:keepNext/>
               <w:spacing w:before="20" w:after="20"/>
               <w:jc w:val="right"/>
             </w:pPr>
@@ -9172,6 +9180,7 @@
           </w:tcPr>
           <w:p>
             <w:pPr>
+              <w:keepNext/>
               <w:spacing w:before="20" w:after="20"/>
               <w:jc w:val="right"/>
             </w:pPr>
@@ -9193,6 +9202,7 @@
           </w:tcPr>
           <w:p>
             <w:pPr>
+              <w:keepNext/>
               <w:spacing w:before="20" w:after="20"/>
               <w:jc w:val="right"/>
             </w:pPr>
@@ -9693,6 +9703,7 @@
           </w:tcPr>
           <w:p>
             <w:pPr>
+              <w:keepNext/>
               <w:spacing w:before="20" w:after="20"/>
             </w:pPr>
             <w:r>
@@ -9713,6 +9724,7 @@
           </w:tcPr>
           <w:p>
             <w:pPr>
+              <w:keepNext/>
               <w:spacing w:before="20" w:after="20"/>
             </w:pPr>
             <w:r>
@@ -9733,6 +9745,7 @@
           </w:tcPr>
           <w:p>
             <w:pPr>
+              <w:keepNext/>
               <w:spacing w:before="20" w:after="20"/>
             </w:pPr>
             <w:r>
@@ -10618,6 +10631,7 @@
           </w:tcPr>
           <w:p>
             <w:pPr>
+              <w:keepNext/>
               <w:spacing w:before="20" w:after="20"/>
             </w:pPr>
             <w:r>
@@ -10638,6 +10652,7 @@
           </w:tcPr>
           <w:p>
             <w:pPr>
+              <w:keepNext/>
               <w:spacing w:before="20" w:after="20"/>
               <w:jc w:val="right"/>
             </w:pPr>
@@ -10659,6 +10674,7 @@
           </w:tcPr>
           <w:p>
             <w:pPr>
+              <w:keepNext/>
               <w:spacing w:before="20" w:after="20"/>
               <w:jc w:val="right"/>
             </w:pPr>
@@ -10680,6 +10696,7 @@
           </w:tcPr>
           <w:p>
             <w:pPr>
+              <w:keepNext/>
               <w:spacing w:before="20" w:after="20"/>
               <w:jc w:val="right"/>
             </w:pPr>
@@ -10701,6 +10718,7 @@
           </w:tcPr>
           <w:p>
             <w:pPr>
+              <w:keepNext/>
               <w:spacing w:before="20" w:after="20"/>
             </w:pPr>
             <w:r>
@@ -11080,6 +11098,7 @@
           </w:tcPr>
           <w:p>
             <w:pPr>
+              <w:keepNext/>
               <w:spacing w:before="20" w:after="20"/>
             </w:pPr>
             <w:r>
@@ -11100,6 +11119,7 @@
           </w:tcPr>
           <w:p>
             <w:pPr>
+              <w:keepNext/>
               <w:spacing w:before="20" w:after="20"/>
             </w:pPr>
             <w:r>
@@ -11120,6 +11140,7 @@
           </w:tcPr>
           <w:p>
             <w:pPr>
+              <w:keepNext/>
               <w:spacing w:before="20" w:after="20"/>
             </w:pPr>
             <w:r>
@@ -12833,6 +12854,7 @@
           </w:tcPr>
           <w:p>
             <w:pPr>
+              <w:keepNext/>
               <w:spacing w:before="20" w:after="20"/>
             </w:pPr>
             <w:r>
@@ -12853,6 +12875,7 @@
           </w:tcPr>
           <w:p>
             <w:pPr>
+              <w:keepNext/>
               <w:spacing w:before="20" w:after="20"/>
             </w:pPr>
             <w:r>
@@ -12873,6 +12896,7 @@
           </w:tcPr>
           <w:p>
             <w:pPr>
+              <w:keepNext/>
               <w:spacing w:before="20" w:after="20"/>
             </w:pPr>
             <w:r>
@@ -12902,6 +12926,7 @@
           </w:tcPr>
           <w:p>
             <w:pPr>
+              <w:keepNext/>
               <w:spacing w:before="20" w:after="20"/>
             </w:pPr>
             <w:r>
@@ -13357,6 +13382,7 @@
           </w:tcPr>
           <w:p>
             <w:pPr>
+              <w:keepNext/>
               <w:spacing w:before="20" w:after="20"/>
             </w:pPr>
             <w:r>
@@ -13377,6 +13403,7 @@
           </w:tcPr>
           <w:p>
             <w:pPr>
+              <w:keepNext/>
               <w:spacing w:before="20" w:after="20"/>
             </w:pPr>
             <w:r>
@@ -13397,6 +13424,7 @@
           </w:tcPr>
           <w:p>
             <w:pPr>
+              <w:keepNext/>
               <w:spacing w:before="20" w:after="20"/>
             </w:pPr>
             <w:r>
@@ -13806,6 +13834,7 @@
           </w:tcPr>
           <w:p>
             <w:pPr>
+              <w:keepNext/>
               <w:spacing w:before="20" w:after="20"/>
             </w:pPr>
             <w:r>
@@ -13826,6 +13855,7 @@
           </w:tcPr>
           <w:p>
             <w:pPr>
+              <w:keepNext/>
               <w:spacing w:before="20" w:after="20"/>
               <w:jc w:val="right"/>
             </w:pPr>
@@ -13847,6 +13877,7 @@
           </w:tcPr>
           <w:p>
             <w:pPr>
+              <w:keepNext/>
               <w:spacing w:before="20" w:after="20"/>
               <w:jc w:val="right"/>
             </w:pPr>
@@ -14128,6 +14159,7 @@
           </w:tcPr>
           <w:p>
             <w:pPr>
+              <w:keepNext/>
               <w:spacing w:before="20" w:after="20"/>
             </w:pPr>
             <w:r>
@@ -14148,6 +14180,7 @@
           </w:tcPr>
           <w:p>
             <w:pPr>
+              <w:keepNext/>
               <w:spacing w:before="20" w:after="20"/>
             </w:pPr>
             <w:r>
@@ -15357,6 +15390,7 @@
           </w:tcPr>
           <w:p>
             <w:pPr>
+              <w:keepNext/>
               <w:spacing w:before="20" w:after="20"/>
             </w:pPr>
             <w:r>
@@ -15377,6 +15411,7 @@
           </w:tcPr>
           <w:p>
             <w:pPr>
+              <w:keepNext/>
               <w:spacing w:before="20" w:after="20"/>
             </w:pPr>
             <w:r>
@@ -15397,6 +15432,7 @@
           </w:tcPr>
           <w:p>
             <w:pPr>
+              <w:keepNext/>
               <w:spacing w:before="20" w:after="20"/>
             </w:pPr>
             <w:r>
@@ -15417,6 +15453,7 @@
           </w:tcPr>
           <w:p>
             <w:pPr>
+              <w:keepNext/>
               <w:spacing w:before="20" w:after="20"/>
             </w:pPr>
             <w:r>
@@ -15446,6 +15483,7 @@
           </w:tcPr>
           <w:p>
             <w:pPr>
+              <w:keepNext/>
               <w:spacing w:before="20" w:after="20"/>
             </w:pPr>
             <w:r>
@@ -16002,6 +16040,7 @@
           </w:tcPr>
           <w:p>
             <w:pPr>
+              <w:keepNext/>
               <w:spacing w:before="20" w:after="20"/>
             </w:pPr>
             <w:r>
@@ -16022,6 +16061,7 @@
           </w:tcPr>
           <w:p>
             <w:pPr>
+              <w:keepNext/>
               <w:spacing w:before="20" w:after="20"/>
             </w:pPr>
             <w:r>
@@ -16042,6 +16082,7 @@
           </w:tcPr>
           <w:p>
             <w:pPr>
+              <w:keepNext/>
               <w:spacing w:before="20" w:after="20"/>
             </w:pPr>
             <w:r>

--- a/小野町_引継ぎ_整理済/20_総合事業ワークシート/小野町_総合事業ワークシートの確認結果_20260928.docx
+++ b/小野町_引継ぎ_整理済/20_総合事業ワークシート/小野町_総合事業ワークシートの確認結果_20260928.docx
@@ -1581,6 +1581,7 @@
           </w:tcPr>
           <w:p>
             <w:pPr>
+              <w:keepNext/>
               <w:spacing w:before="20" w:after="20"/>
             </w:pPr>
             <w:r>
@@ -1601,6 +1602,7 @@
           </w:tcPr>
           <w:p>
             <w:pPr>
+              <w:keepNext/>
               <w:spacing w:before="20" w:after="20"/>
             </w:pPr>
             <w:r>
@@ -4118,6 +4120,7 @@
           </w:tcPr>
           <w:p>
             <w:pPr>
+              <w:keepNext/>
               <w:spacing w:before="20" w:after="20"/>
             </w:pPr>
             <w:r>
@@ -4138,6 +4141,7 @@
           </w:tcPr>
           <w:p>
             <w:pPr>
+              <w:keepNext/>
               <w:spacing w:before="20" w:after="20"/>
               <w:jc w:val="right"/>
             </w:pPr>
@@ -4159,6 +4163,7 @@
           </w:tcPr>
           <w:p>
             <w:pPr>
+              <w:keepNext/>
               <w:spacing w:before="20" w:after="20"/>
               <w:jc w:val="right"/>
             </w:pPr>
@@ -4180,6 +4185,7 @@
           </w:tcPr>
           <w:p>
             <w:pPr>
+              <w:keepNext/>
               <w:spacing w:before="20" w:after="20"/>
               <w:jc w:val="right"/>
             </w:pPr>
@@ -4201,6 +4207,7 @@
           </w:tcPr>
           <w:p>
             <w:pPr>
+              <w:keepNext/>
               <w:spacing w:before="20" w:after="20"/>
               <w:jc w:val="right"/>
             </w:pPr>
@@ -4222,6 +4229,7 @@
           </w:tcPr>
           <w:p>
             <w:pPr>
+              <w:keepNext/>
               <w:spacing w:before="20" w:after="20"/>
               <w:jc w:val="right"/>
             </w:pPr>
@@ -4243,6 +4251,7 @@
           </w:tcPr>
           <w:p>
             <w:pPr>
+              <w:keepNext/>
               <w:spacing w:before="20" w:after="20"/>
               <w:jc w:val="right"/>
             </w:pPr>
@@ -4264,6 +4273,7 @@
           </w:tcPr>
           <w:p>
             <w:pPr>
+              <w:keepNext/>
               <w:spacing w:before="20" w:after="20"/>
               <w:jc w:val="right"/>
             </w:pPr>
@@ -6639,6 +6649,7 @@
           </w:tcPr>
           <w:p>
             <w:pPr>
+              <w:keepNext/>
               <w:spacing w:before="20" w:after="20"/>
             </w:pPr>
             <w:r>
@@ -6659,6 +6670,7 @@
           </w:tcPr>
           <w:p>
             <w:pPr>
+              <w:keepNext/>
               <w:spacing w:before="20" w:after="20"/>
               <w:jc w:val="right"/>
             </w:pPr>
@@ -6680,6 +6692,7 @@
           </w:tcPr>
           <w:p>
             <w:pPr>
+              <w:keepNext/>
               <w:spacing w:before="20" w:after="20"/>
               <w:jc w:val="right"/>
             </w:pPr>
@@ -6701,6 +6714,7 @@
           </w:tcPr>
           <w:p>
             <w:pPr>
+              <w:keepNext/>
               <w:spacing w:before="20" w:after="20"/>
               <w:jc w:val="right"/>
             </w:pPr>
@@ -6722,6 +6736,7 @@
           </w:tcPr>
           <w:p>
             <w:pPr>
+              <w:keepNext/>
               <w:spacing w:before="20" w:after="20"/>
               <w:jc w:val="right"/>
             </w:pPr>
@@ -6743,6 +6758,7 @@
           </w:tcPr>
           <w:p>
             <w:pPr>
+              <w:keepNext/>
               <w:spacing w:before="20" w:after="20"/>
               <w:jc w:val="right"/>
             </w:pPr>
@@ -6764,6 +6780,7 @@
           </w:tcPr>
           <w:p>
             <w:pPr>
+              <w:keepNext/>
               <w:spacing w:before="20" w:after="20"/>
               <w:jc w:val="right"/>
             </w:pPr>
@@ -6785,6 +6802,7 @@
           </w:tcPr>
           <w:p>
             <w:pPr>
+              <w:keepNext/>
               <w:spacing w:before="20" w:after="20"/>
               <w:jc w:val="right"/>
             </w:pPr>
@@ -10224,6 +10242,7 @@
           </w:tcPr>
           <w:p>
             <w:pPr>
+              <w:keepNext/>
               <w:spacing w:before="20" w:after="20"/>
             </w:pPr>
             <w:r>
@@ -10244,6 +10263,7 @@
           </w:tcPr>
           <w:p>
             <w:pPr>
+              <w:keepNext/>
               <w:spacing w:before="20" w:after="20"/>
             </w:pPr>
             <w:r>
@@ -12155,6 +12175,7 @@
           </w:tcPr>
           <w:p>
             <w:pPr>
+              <w:keepNext/>
               <w:spacing w:before="20" w:after="20"/>
             </w:pPr>
             <w:r>
@@ -12175,6 +12196,7 @@
           </w:tcPr>
           <w:p>
             <w:pPr>
+              <w:keepNext/>
               <w:spacing w:before="20" w:after="20"/>
               <w:jc w:val="right"/>
             </w:pPr>
@@ -12196,6 +12218,7 @@
           </w:tcPr>
           <w:p>
             <w:pPr>
+              <w:keepNext/>
               <w:spacing w:before="20" w:after="20"/>
               <w:jc w:val="right"/>
             </w:pPr>
@@ -12217,6 +12240,7 @@
           </w:tcPr>
           <w:p>
             <w:pPr>
+              <w:keepNext/>
               <w:spacing w:before="20" w:after="20"/>
               <w:jc w:val="right"/>
             </w:pPr>
@@ -12238,6 +12262,7 @@
           </w:tcPr>
           <w:p>
             <w:pPr>
+              <w:keepNext/>
               <w:spacing w:before="20" w:after="20"/>
               <w:jc w:val="right"/>
             </w:pPr>
@@ -12259,6 +12284,7 @@
           </w:tcPr>
           <w:p>
             <w:pPr>
+              <w:keepNext/>
               <w:spacing w:before="20" w:after="20"/>
               <w:jc w:val="right"/>
             </w:pPr>
@@ -14671,6 +14697,7 @@
           </w:tcPr>
           <w:p>
             <w:pPr>
+              <w:keepNext/>
               <w:spacing w:before="20" w:after="20"/>
             </w:pPr>
             <w:r>
@@ -14691,6 +14718,7 @@
           </w:tcPr>
           <w:p>
             <w:pPr>
+              <w:keepNext/>
               <w:spacing w:before="20" w:after="20"/>
             </w:pPr>
             <w:r>
